--- a/assets/najih-driss-cv-np-fr-short.docx
+++ b/assets/najih-driss-cv-np-fr-short.docx
@@ -2,10 +2,6 @@
 <file path=word/document.xml><?xml version="1.0" encoding="utf-8"?>
 <w:document xmlns:a="http://schemas.openxmlformats.org/drawingml/2006/main" xmlns:cdr="http://schemas.openxmlformats.org/drawingml/2006/chartDrawing" xmlns:o="urn:schemas-microsoft-com:office:office" xmlns:pic="http://schemas.openxmlformats.org/drawingml/2006/picture" xmlns:r="http://schemas.openxmlformats.org/officeDocument/2006/relationships" xmlns:v="urn:schemas-microsoft-com:vml" xmlns:ve="http://schemas.openxmlformats.org/markup-compatibility/2006" xmlns:vt="http://schemas.openxmlformats.org/officeDocument/2006/docPropsVTypes" xmlns:w="http://schemas.openxmlformats.org/wordprocessingml/2006/main" xmlns:w10="urn:schemas-microsoft-com:office:word" xmlns:wp="http://schemas.openxmlformats.org/drawingml/2006/wordprocessingDrawing" xmlns:wne="http://schemas.microsoft.com/office/word/2006/wordml">
   <w:body>
-    <w:sectPr>
-      <w:pgSz w:w="11906" w:h="16838" w:orient="portrait"/>
-      <w:pgMar w:top="907" w:right="1020" w:bottom="1020" w:left="1020" w:header="undefined" w:footer="undefined" w:gutter="undefined"/>
-    </w:sectPr>
     <w:p>
       <w:pPr>
         <w:spacing w:lineRule="auto"/>
@@ -34,9 +30,9 @@
       </w:pPr>
       <w:r>
         <w:rPr>
+          <w:b/>
+          <w:color w:val="333333"/>
           <w:sz w:val="22"/>
-          <w:color w:val="333333"/>
-          <w:b/>
         </w:rPr>
         <w:t xml:space="preserve">Ingénieur Logiciel Senior – Applications Pilotées par l'IA</w:t>
       </w:r>
@@ -55,9 +51,9 @@
       <w:hyperlink r:id="rId6">
         <w:r>
           <w:rPr>
+            <w:rStyle w:val="Hyperlink"/>
             <w:color w:val="57606a"/>
             <w:sz w:val="18"/>
-            <w:rStyle w:val="Hyperlink"/>
           </w:rPr>
           <w:t xml:space="preserve">najih.driss73@gmail.com</w:t>
         </w:r>
@@ -86,9 +82,9 @@
       <w:hyperlink r:id="rId7">
         <w:r>
           <w:rPr>
+            <w:rStyle w:val="Hyperlink"/>
             <w:color w:val="57606a"/>
             <w:sz w:val="18"/>
-            <w:rStyle w:val="Hyperlink"/>
           </w:rPr>
           <w:t xml:space="preserve">www.linkedin.com/in/najih-driss</w:t>
         </w:r>
@@ -103,9 +99,9 @@
       <w:hyperlink r:id="rId8">
         <w:r>
           <w:rPr>
+            <w:rStyle w:val="Hyperlink"/>
             <w:color w:val="57606a"/>
             <w:sz w:val="18"/>
-            <w:rStyle w:val="Hyperlink"/>
           </w:rPr>
           <w:t xml:space="preserve">github.com/kouji-dev</w:t>
         </w:r>
@@ -120,9 +116,9 @@
       <w:hyperlink r:id="rId9">
         <w:r>
           <w:rPr>
+            <w:rStyle w:val="Hyperlink"/>
             <w:color w:val="57606a"/>
             <w:sz w:val="18"/>
-            <w:rStyle w:val="Hyperlink"/>
           </w:rPr>
           <w:t xml:space="preserve">www.kouji.dev</w:t>
         </w:r>
@@ -134,10 +130,10 @@
       </w:pPr>
       <w:r>
         <w:rPr>
+          <w:b/>
           <w:color w:val="ffffff"/>
+          <w:sz w:val="20"/>
           <w:shd w:val="clear" w:fill="000000"/>
-          <w:b/>
-          <w:sz w:val="20"/>
         </w:rPr>
         <w:t xml:space="preserve"> RÉSUMÉ PROFESSIONNEL </w:t>
       </w:r>
@@ -154,8 +150,8 @@
       </w:r>
       <w:r>
         <w:rPr>
-          <w:sz w:val="20"/>
-          <w:b/>
+          <w:b/>
+          <w:sz w:val="20"/>
         </w:rPr>
         <w:t xml:space="preserve">plus de 7 ans d'expérience</w:t>
       </w:r>
@@ -172,10 +168,10 @@
       </w:pPr>
       <w:r>
         <w:rPr>
+          <w:b/>
           <w:color w:val="ffffff"/>
+          <w:sz w:val="20"/>
           <w:shd w:val="clear" w:fill="000000"/>
-          <w:b/>
-          <w:sz w:val="20"/>
         </w:rPr>
         <w:t xml:space="preserve"> COMPÉTENCES TECHNIQUES </w:t>
       </w:r>
@@ -186,8 +182,8 @@
       </w:pPr>
       <w:r>
         <w:rPr>
-          <w:sz w:val="20"/>
-          <w:b/>
+          <w:b/>
+          <w:sz w:val="20"/>
         </w:rPr>
         <w:t xml:space="preserve">Langages:</w:t>
       </w:r>
@@ -205,8 +201,8 @@
       </w:r>
       <w:r>
         <w:rPr>
-          <w:sz w:val="20"/>
-          <w:b/>
+          <w:b/>
+          <w:sz w:val="20"/>
         </w:rPr>
         <w:t xml:space="preserve">Front-End:</w:t>
       </w:r>
@@ -224,8 +220,8 @@
       </w:r>
       <w:r>
         <w:rPr>
-          <w:sz w:val="20"/>
-          <w:b/>
+          <w:b/>
+          <w:sz w:val="20"/>
         </w:rPr>
         <w:t xml:space="preserve">Back-End:</w:t>
       </w:r>
@@ -243,8 +239,8 @@
       </w:r>
       <w:r>
         <w:rPr>
-          <w:sz w:val="20"/>
-          <w:b/>
+          <w:b/>
+          <w:sz w:val="20"/>
         </w:rPr>
         <w:t xml:space="preserve">Bases de Données:</w:t>
       </w:r>
@@ -262,8 +258,8 @@
       </w:r>
       <w:r>
         <w:rPr>
-          <w:sz w:val="20"/>
-          <w:b/>
+          <w:b/>
+          <w:sz w:val="20"/>
         </w:rPr>
         <w:t xml:space="preserve">Cloud:</w:t>
       </w:r>
@@ -281,8 +277,8 @@
       </w:r>
       <w:r>
         <w:rPr>
-          <w:sz w:val="20"/>
-          <w:b/>
+          <w:b/>
+          <w:sz w:val="20"/>
         </w:rPr>
         <w:t xml:space="preserve">DevOps:</w:t>
       </w:r>
@@ -299,10 +295,10 @@
       </w:pPr>
       <w:r>
         <w:rPr>
+          <w:b/>
           <w:color w:val="ffffff"/>
+          <w:sz w:val="20"/>
           <w:shd w:val="clear" w:fill="000000"/>
-          <w:b/>
-          <w:sz w:val="20"/>
         </w:rPr>
         <w:t xml:space="preserve"> EXPÉRIENCE PROFESSIONNELLE </w:t>
       </w:r>
@@ -313,9 +309,9 @@
       </w:pPr>
       <w:r>
         <w:rPr>
+          <w:b/>
+          <w:color w:val="000000"/>
           <w:sz w:val="21"/>
-          <w:color w:val="000000"/>
-          <w:b/>
         </w:rPr>
         <w:t xml:space="preserve">Développeur Full Stack Senior (Angular / Java) — AMUNDI ITS</w:t>
       </w:r>
@@ -327,8 +323,8 @@
       </w:r>
       <w:r>
         <w:rPr>
-          <w:sz w:val="18"/>
           <w:color w:val="555555"/>
+          <w:sz w:val="18"/>
         </w:rPr>
         <w:t xml:space="preserve">Septembre 2023 – Aujourd'hui (3 ans)</w:t>
       </w:r>
@@ -467,16 +463,16 @@
       </w:pPr>
       <w:r>
         <w:rPr>
-          <w:sz w:val="18"/>
-          <w:b/>
+          <w:b/>
+          <w:sz w:val="18"/>
         </w:rPr>
         <w:t xml:space="preserve">Environnement Technique:</w:t>
       </w:r>
       <w:r>
         <w:rPr>
-          <w:sz w:val="18"/>
+          <w:rFonts w:ascii="Consolas" w:hAnsi="Consolas"/>
           <w:color w:val="444444"/>
-          <w:rFonts w:ascii="Consolas" w:hAnsi="Consolas"/>
+          <w:sz w:val="18"/>
         </w:rPr>
         <w:t xml:space="preserve"> Angular, TypeScript, Node.js, Electron, SQLite, PowerShell, Java 8/11/21, Spring Boot, Quarkus, Keycloak, Oracle DB, MongoDB, Karma, Jest, JaCoCo, Cypress, Playwright, Webpack, Jenkins, GitLab CI, Claude, Codex, Agile Scrum</w:t>
       </w:r>
@@ -487,9 +483,9 @@
       </w:pPr>
       <w:r>
         <w:rPr>
+          <w:b/>
+          <w:color w:val="000000"/>
           <w:sz w:val="21"/>
-          <w:color w:val="000000"/>
-          <w:b/>
         </w:rPr>
         <w:t xml:space="preserve">Consultant Full Stack (Java / React) — ZSOFT CONSULTING</w:t>
       </w:r>
@@ -501,8 +497,8 @@
       </w:r>
       <w:r>
         <w:rPr>
-          <w:sz w:val="18"/>
           <w:color w:val="555555"/>
+          <w:sz w:val="18"/>
         </w:rPr>
         <w:t xml:space="preserve">Octobre 2022 – Septembre 2023 (1 an)</w:t>
       </w:r>
@@ -513,8 +509,8 @@
       </w:pPr>
       <w:r>
         <w:rPr>
-          <w:sz w:val="20"/>
-          <w:b/>
+          <w:b/>
+          <w:sz w:val="20"/>
         </w:rPr>
         <w:t xml:space="preserve">Client : Société Générale — Projet : KYC</w:t>
       </w:r>
@@ -558,16 +554,16 @@
       </w:pPr>
       <w:r>
         <w:rPr>
-          <w:sz w:val="18"/>
-          <w:b/>
+          <w:b/>
+          <w:sz w:val="18"/>
         </w:rPr>
         <w:t xml:space="preserve">Environnement Technique:</w:t>
       </w:r>
       <w:r>
         <w:rPr>
-          <w:sz w:val="18"/>
+          <w:rFonts w:ascii="Consolas" w:hAnsi="Consolas"/>
           <w:color w:val="444444"/>
-          <w:rFonts w:ascii="Consolas" w:hAnsi="Consolas"/>
+          <w:sz w:val="18"/>
         </w:rPr>
         <w:t xml:space="preserve"> Java 17, Spring Boot, Spring Security, OAuth2, PostgreSQL, Quartz, Flyway, JaCoCo, Docker, Kubernetes, RabbitMQ, Jenkins</w:t>
       </w:r>
@@ -578,8 +574,8 @@
       </w:pPr>
       <w:r>
         <w:rPr>
-          <w:sz w:val="20"/>
-          <w:b/>
+          <w:b/>
+          <w:sz w:val="20"/>
         </w:rPr>
         <w:t xml:space="preserve">Client : Colas — Projet : CRM</w:t>
       </w:r>
@@ -619,16 +615,16 @@
       </w:pPr>
       <w:r>
         <w:rPr>
-          <w:sz w:val="18"/>
-          <w:b/>
+          <w:b/>
+          <w:sz w:val="18"/>
         </w:rPr>
         <w:t xml:space="preserve">Environnement Technique:</w:t>
       </w:r>
       <w:r>
         <w:rPr>
-          <w:sz w:val="18"/>
+          <w:rFonts w:ascii="Consolas" w:hAnsi="Consolas"/>
           <w:color w:val="444444"/>
-          <w:rFonts w:ascii="Consolas" w:hAnsi="Consolas"/>
+          <w:sz w:val="18"/>
         </w:rPr>
         <w:t xml:space="preserve"> React, TypeScript, Ant Design, Java 11, Spring Boot, Spring Security, Spring Batch, Azure (AD, App Services, CDN, Front Door, Blob Storage, PostgreSQL), GitLab CI/CD</w:t>
       </w:r>
@@ -639,8 +635,8 @@
       </w:pPr>
       <w:r>
         <w:rPr>
-          <w:sz w:val="20"/>
-          <w:b/>
+          <w:b/>
+          <w:sz w:val="20"/>
         </w:rPr>
         <w:t xml:space="preserve">Client : gloody.co — Projet : SaaS RH &amp; Gestion d'Entreprise</w:t>
       </w:r>
@@ -723,16 +719,16 @@
       </w:pPr>
       <w:r>
         <w:rPr>
-          <w:sz w:val="18"/>
-          <w:b/>
+          <w:b/>
+          <w:sz w:val="18"/>
         </w:rPr>
         <w:t xml:space="preserve">Environnement Technique:</w:t>
       </w:r>
       <w:r>
         <w:rPr>
-          <w:sz w:val="18"/>
+          <w:rFonts w:ascii="Consolas" w:hAnsi="Consolas"/>
           <w:color w:val="444444"/>
-          <w:rFonts w:ascii="Consolas" w:hAnsi="Consolas"/>
+          <w:sz w:val="18"/>
         </w:rPr>
         <w:t xml:space="preserve"> React, TypeScript, Ant Design, SCSS, Java, Spring Boot, REST APIs, AWS</w:t>
       </w:r>
@@ -743,9 +739,9 @@
       </w:pPr>
       <w:r>
         <w:rPr>
+          <w:b/>
+          <w:color w:val="000000"/>
           <w:sz w:val="21"/>
-          <w:color w:val="000000"/>
-          <w:b/>
         </w:rPr>
         <w:t xml:space="preserve">Développeur Full Stack → Lead de Projet (Java / Angular) — SCOR</w:t>
       </w:r>
@@ -757,8 +753,8 @@
       </w:r>
       <w:r>
         <w:rPr>
-          <w:sz w:val="18"/>
           <w:color w:val="555555"/>
+          <w:sz w:val="18"/>
         </w:rPr>
         <w:t xml:space="preserve">Juin 2019 – Septembre 2022 (3 ans 4 mois)</w:t>
       </w:r>
@@ -769,8 +765,8 @@
       </w:pPr>
       <w:r>
         <w:rPr>
-          <w:sz w:val="20"/>
-          <w:b/>
+          <w:b/>
+          <w:sz w:val="20"/>
         </w:rPr>
         <w:t xml:space="preserve">Projet : RiskReveal</w:t>
       </w:r>
@@ -919,175 +915,175 @@
       </w:pPr>
       <w:r>
         <w:rPr>
-          <w:sz w:val="18"/>
-          <w:b/>
+          <w:b/>
+          <w:sz w:val="18"/>
         </w:rPr>
         <w:t xml:space="preserve">Environnement Technique:</w:t>
       </w:r>
       <w:r>
         <w:rPr>
-          <w:sz w:val="18"/>
+          <w:rFonts w:ascii="Consolas" w:hAnsi="Consolas"/>
           <w:color w:val="444444"/>
+          <w:sz w:val="18"/>
+        </w:rPr>
+        <w:t xml:space="preserve"> Java 8, Spring Boot, Spring Batch, Spring Security, Angular 12, Ant Design, AG Grid, WebSockets, Azure AD, Keycloak, SQL Server, Azure DevOps, Jenkins</w:t>
+      </w:r>
+    </w:p>
+    <w:p>
+      <w:pPr>
+        <w:spacing w:lineRule="auto"/>
+      </w:pPr>
+      <w:r>
+        <w:rPr>
+          <w:b/>
+          <w:color w:val="ffffff"/>
+          <w:sz w:val="20"/>
+          <w:shd w:val="clear" w:fill="000000"/>
+        </w:rPr>
+        <w:t xml:space="preserve"> PROJETS PERSONNELS </w:t>
+      </w:r>
+    </w:p>
+    <w:p>
+      <w:pPr>
+        <w:spacing w:lineRule="auto"/>
+      </w:pPr>
+      <w:r>
+        <w:rPr>
+          <w:b/>
+          <w:color w:val="000000"/>
+          <w:sz w:val="21"/>
+        </w:rPr>
+        <w:t xml:space="preserve">Orrery — Multi-Agent Git Orchestrator IDE (Desktop)</w:t>
+      </w:r>
+    </w:p>
+    <w:p>
+      <w:pPr>
+        <w:spacing w:lineRule="auto"/>
+      </w:pPr>
+      <w:r>
+        <w:rPr>
+          <w:b/>
+          <w:sz w:val="18"/>
+        </w:rPr>
+        <w:t xml:space="preserve">Environnement Technique:</w:t>
+      </w:r>
+      <w:r>
+        <w:rPr>
           <w:rFonts w:ascii="Consolas" w:hAnsi="Consolas"/>
-        </w:rPr>
-        <w:t xml:space="preserve"> Java 8, Spring Boot, Spring Batch, Spring Security, Angular 12, Ant Design, AG Grid, WebSockets, Azure AD, Keycloak, SQL Server, Azure DevOps, Jenkins</w:t>
-      </w:r>
-    </w:p>
-    <w:p>
-      <w:pPr>
-        <w:spacing w:lineRule="auto"/>
-      </w:pPr>
-      <w:r>
-        <w:rPr>
+          <w:color w:val="444444"/>
+          <w:sz w:val="18"/>
+        </w:rPr>
+        <w:t xml:space="preserve"> Tauri 2, Rust, Angular 20, TypeScript, CodeMirror 6, Lexical, RxJS, Vitest, Playwright, GitHub Actions</w:t>
+      </w:r>
+    </w:p>
+    <w:p>
+      <w:pPr>
+        <w:spacing w:lineRule="auto"/>
+      </w:pPr>
+      <w:r>
+        <w:rPr>
+          <w:b/>
+          <w:color w:val="000000"/>
+          <w:sz w:val="21"/>
+        </w:rPr>
+        <w:t xml:space="preserve">Vortex — Enterprise LLM Gateway</w:t>
+      </w:r>
+    </w:p>
+    <w:p>
+      <w:pPr>
+        <w:spacing w:lineRule="auto"/>
+      </w:pPr>
+      <w:r>
+        <w:rPr>
+          <w:b/>
+          <w:sz w:val="18"/>
+        </w:rPr>
+        <w:t xml:space="preserve">Environnement Technique:</w:t>
+      </w:r>
+      <w:r>
+        <w:rPr>
+          <w:rFonts w:ascii="Consolas" w:hAnsi="Consolas"/>
+          <w:color w:val="444444"/>
+          <w:sz w:val="18"/>
+        </w:rPr>
+        <w:t xml:space="preserve"> Angular 22 (zoneless), TypeScript, Hono, Node.js, PostgreSQL, Drizzle ORM (RLS), Redis, Zod, Stripe, @kouji-ui, Angular SSR, Playwright, Docker, pnpm, Render</w:t>
+      </w:r>
+    </w:p>
+    <w:p>
+      <w:pPr>
+        <w:spacing w:lineRule="auto"/>
+      </w:pPr>
+      <w:r>
+        <w:rPr>
+          <w:b/>
+          <w:color w:val="000000"/>
+          <w:sz w:val="21"/>
+        </w:rPr>
+        <w:t xml:space="preserve">Kouji UI — Angular Design System &amp; Component Library</w:t>
+      </w:r>
+    </w:p>
+    <w:p>
+      <w:pPr>
+        <w:spacing w:lineRule="auto"/>
+      </w:pPr>
+      <w:r>
+        <w:rPr>
+          <w:b/>
+          <w:sz w:val="18"/>
+        </w:rPr>
+        <w:t xml:space="preserve">Environnement Technique:</w:t>
+      </w:r>
+      <w:r>
+        <w:rPr>
+          <w:rFonts w:ascii="Consolas" w:hAnsi="Consolas"/>
+          <w:color w:val="444444"/>
+          <w:sz w:val="18"/>
+        </w:rPr>
+        <w:t xml:space="preserve"> Angular 21, TypeScript, Angular CLI, pnpm workspaces, Turborepo, Vitest, Playwright, axe-core, ESLint, Prettier, Husky, Changesets, Tailwind CSS, GitHub Actions</w:t>
+      </w:r>
+    </w:p>
+    <w:p>
+      <w:pPr>
+        <w:spacing w:lineRule="auto"/>
+      </w:pPr>
+      <w:r>
+        <w:rPr>
+          <w:b/>
           <w:color w:val="ffffff"/>
+          <w:sz w:val="20"/>
           <w:shd w:val="clear" w:fill="000000"/>
-          <w:b/>
-          <w:sz w:val="20"/>
-        </w:rPr>
-        <w:t xml:space="preserve"> PROJETS PERSONNELS </w:t>
-      </w:r>
-    </w:p>
-    <w:p>
-      <w:pPr>
-        <w:spacing w:lineRule="auto"/>
-      </w:pPr>
-      <w:r>
-        <w:rPr>
-          <w:sz w:val="21"/>
-          <w:color w:val="000000"/>
-          <w:b/>
-        </w:rPr>
-        <w:t xml:space="preserve">Orrery — Multi-Agent Git Orchestrator IDE (Desktop)</w:t>
-      </w:r>
-    </w:p>
-    <w:p>
-      <w:pPr>
-        <w:spacing w:lineRule="auto"/>
-      </w:pPr>
-      <w:r>
-        <w:rPr>
-          <w:sz w:val="18"/>
-          <w:b/>
-        </w:rPr>
-        <w:t xml:space="preserve">Environnement Technique:</w:t>
-      </w:r>
-      <w:r>
-        <w:rPr>
-          <w:sz w:val="18"/>
-          <w:color w:val="444444"/>
-          <w:rFonts w:ascii="Consolas" w:hAnsi="Consolas"/>
-        </w:rPr>
-        <w:t xml:space="preserve"> Tauri 2, Rust, Angular 20, TypeScript, CodeMirror 6, Lexical, RxJS, Vitest, Playwright, GitHub Actions</w:t>
-      </w:r>
-    </w:p>
-    <w:p>
-      <w:pPr>
-        <w:spacing w:lineRule="auto"/>
-      </w:pPr>
-      <w:r>
-        <w:rPr>
-          <w:sz w:val="21"/>
-          <w:color w:val="000000"/>
-          <w:b/>
-        </w:rPr>
-        <w:t xml:space="preserve">Vortex — Enterprise LLM Gateway</w:t>
-      </w:r>
-    </w:p>
-    <w:p>
-      <w:pPr>
-        <w:spacing w:lineRule="auto"/>
-      </w:pPr>
-      <w:r>
-        <w:rPr>
-          <w:sz w:val="18"/>
-          <w:b/>
-        </w:rPr>
-        <w:t xml:space="preserve">Environnement Technique:</w:t>
-      </w:r>
-      <w:r>
-        <w:rPr>
-          <w:sz w:val="18"/>
-          <w:color w:val="444444"/>
-          <w:rFonts w:ascii="Consolas" w:hAnsi="Consolas"/>
-        </w:rPr>
-        <w:t xml:space="preserve"> Angular 22 (zoneless), TypeScript, Hono, Node.js, PostgreSQL, Drizzle ORM (RLS), Redis, Zod, Stripe, @kouji-ui, Angular SSR, Playwright, Docker, pnpm, Render</w:t>
-      </w:r>
-    </w:p>
-    <w:p>
-      <w:pPr>
-        <w:spacing w:lineRule="auto"/>
-      </w:pPr>
-      <w:r>
-        <w:rPr>
-          <w:sz w:val="21"/>
-          <w:color w:val="000000"/>
-          <w:b/>
-        </w:rPr>
-        <w:t xml:space="preserve">Kouji UI — Angular Design System &amp; Component Library</w:t>
-      </w:r>
-    </w:p>
-    <w:p>
-      <w:pPr>
-        <w:spacing w:lineRule="auto"/>
-      </w:pPr>
-      <w:r>
-        <w:rPr>
-          <w:sz w:val="18"/>
-          <w:b/>
-        </w:rPr>
-        <w:t xml:space="preserve">Environnement Technique:</w:t>
-      </w:r>
-      <w:r>
-        <w:rPr>
-          <w:sz w:val="18"/>
-          <w:color w:val="444444"/>
-          <w:rFonts w:ascii="Consolas" w:hAnsi="Consolas"/>
-        </w:rPr>
-        <w:t xml:space="preserve"> Angular 21, TypeScript, Angular CLI, pnpm workspaces, Turborepo, Vitest, Playwright, axe-core, ESLint, Prettier, Husky, Changesets, Tailwind CSS, GitHub Actions</w:t>
-      </w:r>
-    </w:p>
-    <w:p>
-      <w:pPr>
-        <w:spacing w:lineRule="auto"/>
-      </w:pPr>
-      <w:r>
-        <w:rPr>
+        </w:rPr>
+        <w:t xml:space="preserve"> FORMATION </w:t>
+      </w:r>
+    </w:p>
+    <w:p>
+      <w:pPr>
+        <w:spacing w:line="240" w:lineRule="auto"/>
+      </w:pPr>
+      <w:r>
+        <w:rPr>
+          <w:b/>
+          <w:sz w:val="20"/>
+        </w:rPr>
+        <w:t xml:space="preserve">Diplôme d'Ingénieur d'État en Informatique</w:t>
+      </w:r>
+      <w:r>
+        <w:rPr>
+          <w:sz w:val="20"/>
+        </w:rPr>
+        <w:t xml:space="preserve"> — École Nationale des Sciences Appliquées de Tanger — 2019</w:t>
+      </w:r>
+    </w:p>
+    <w:p>
+      <w:pPr>
+        <w:spacing w:lineRule="auto"/>
+      </w:pPr>
+      <w:r>
+        <w:rPr>
+          <w:b/>
           <w:color w:val="ffffff"/>
+          <w:sz w:val="20"/>
           <w:shd w:val="clear" w:fill="000000"/>
-          <w:b/>
-          <w:sz w:val="20"/>
-        </w:rPr>
-        <w:t xml:space="preserve"> FORMATION </w:t>
-      </w:r>
-    </w:p>
-    <w:p>
-      <w:pPr>
-        <w:spacing w:line="240" w:lineRule="auto"/>
-      </w:pPr>
-      <w:r>
-        <w:rPr>
-          <w:sz w:val="20"/>
-          <w:b/>
-        </w:rPr>
-        <w:t xml:space="preserve">Diplôme d'Ingénieur d'État en Informatique</w:t>
-      </w:r>
-      <w:r>
-        <w:rPr>
-          <w:sz w:val="20"/>
-        </w:rPr>
-        <w:t xml:space="preserve"> — École Nationale des Sciences Appliquées de Tanger — 2019</w:t>
-      </w:r>
-    </w:p>
-    <w:p>
-      <w:pPr>
-        <w:spacing w:lineRule="auto"/>
-      </w:pPr>
-      <w:r>
-        <w:rPr>
-          <w:color w:val="ffffff"/>
-          <w:shd w:val="clear" w:fill="000000"/>
-          <w:b/>
-          <w:sz w:val="20"/>
         </w:rPr>
         <w:t xml:space="preserve"> LANGUES </w:t>
       </w:r>
@@ -1098,8 +1094,8 @@
       </w:pPr>
       <w:r>
         <w:rPr>
-          <w:sz w:val="20"/>
-          <w:b/>
+          <w:b/>
+          <w:sz w:val="20"/>
         </w:rPr>
         <w:t xml:space="preserve">Arabe</w:t>
       </w:r>
@@ -1111,8 +1107,8 @@
       </w:r>
       <w:r>
         <w:rPr>
-          <w:sz w:val="20"/>
-          <w:b/>
+          <w:b/>
+          <w:sz w:val="20"/>
         </w:rPr>
         <w:t xml:space="preserve">Français</w:t>
       </w:r>
@@ -1124,8 +1120,8 @@
       </w:r>
       <w:r>
         <w:rPr>
-          <w:sz w:val="20"/>
-          <w:b/>
+          <w:b/>
+          <w:sz w:val="20"/>
         </w:rPr>
         <w:t xml:space="preserve">Anglais</w:t>
       </w:r>
@@ -1136,6 +1132,10 @@
         <w:t xml:space="preserve"> — Professionnel</w:t>
       </w:r>
     </w:p>
+    <w:sectPr>
+      <w:pgSz w:w="11906" w:h="16838" w:orient="portrait"/>
+      <w:pgMar w:top="907" w:right="1020" w:bottom="1020" w:left="1020" w:header="720" w:footer="720" w:gutter="0"/>
+    </w:sectPr>
   </w:body>
 </w:document>
 </file>

--- a/assets/najih-driss-cv-np-fr-short.docx
+++ b/assets/najih-driss-cv-np-fr-short.docx
@@ -153,7 +153,7 @@
           <w:b/>
           <w:sz w:val="20"/>
         </w:rPr>
-        <w:t xml:space="preserve">plus de 7 ans d'expérience</w:t>
+        <w:t xml:space="preserve">8 ans d'expérience</w:t>
       </w:r>
       <w:r>
         <w:rPr>
@@ -326,7 +326,7 @@
           <w:color w:val="555555"/>
           <w:sz w:val="18"/>
         </w:rPr>
-        <w:t xml:space="preserve">Septembre 2023 – Aujourd'hui (3 ans)</w:t>
+        <w:t xml:space="preserve">Septembre 2023 – Aujourd'hui (3 ans 1 mois)</w:t>
       </w:r>
     </w:p>
     <w:p>
@@ -474,7 +474,7 @@
           <w:color w:val="444444"/>
           <w:sz w:val="18"/>
         </w:rPr>
-        <w:t xml:space="preserve"> Angular, TypeScript, Node.js, Electron, SQLite, PowerShell, Java 8/11/21, Spring Boot, Quarkus, Keycloak, Oracle DB, MongoDB, Karma, Jest, JaCoCo, Cypress, Playwright, Webpack, Jenkins, GitLab CI, Claude, Codex, Agile Scrum</w:t>
+        <w:t xml:space="preserve"> Angular, TypeScript, Electron, Node.js, Java 8/11/21, Spring Boot, Quarkus, Keycloak, Oracle DB, MongoDB, SQLite, Karma, Jest, Cypress, Playwright, JaCoCo, Webpack, PowerShell, Jenkins, GitLab CI, Claude, Codex, Agile Scrum</w:t>
       </w:r>
     </w:p>
     <w:p>
@@ -565,7 +565,7 @@
           <w:color w:val="444444"/>
           <w:sz w:val="18"/>
         </w:rPr>
-        <w:t xml:space="preserve"> Java 17, Spring Boot, Spring Security, OAuth2, PostgreSQL, Quartz, Flyway, JaCoCo, Docker, Kubernetes, RabbitMQ, Jenkins</w:t>
+        <w:t xml:space="preserve"> Java 17, Spring Boot, Spring Security, OAuth2, Quartz, RabbitMQ, PostgreSQL, Flyway, JaCoCo, Docker, Kubernetes, Jenkins</w:t>
       </w:r>
     </w:p>
     <w:p>
@@ -926,7 +926,7 @@
           <w:color w:val="444444"/>
           <w:sz w:val="18"/>
         </w:rPr>
-        <w:t xml:space="preserve"> Java 8, Spring Boot, Spring Batch, Spring Security, Angular 12, Ant Design, AG Grid, WebSockets, Azure AD, Keycloak, SQL Server, Azure DevOps, Jenkins</w:t>
+        <w:t xml:space="preserve"> Angular 12, Ant Design, AG Grid, WebSockets, Java 8, Spring Boot, Spring Batch, Spring Security, Keycloak, Azure AD, SQL Server, Azure DevOps, Jenkins</w:t>
       </w:r>
     </w:p>
     <w:p>
@@ -973,7 +973,7 @@
           <w:color w:val="444444"/>
           <w:sz w:val="18"/>
         </w:rPr>
-        <w:t xml:space="preserve"> Tauri 2, Rust, Angular 20, TypeScript, CodeMirror 6, Lexical, RxJS, Vitest, Playwright, GitHub Actions</w:t>
+        <w:t xml:space="preserve"> Angular 20, TypeScript, RxJS, CodeMirror 6, Lexical, Tauri 2, Rust, Vitest, Playwright, GitHub Actions</w:t>
       </w:r>
     </w:p>
     <w:p>
@@ -1006,7 +1006,7 @@
           <w:color w:val="444444"/>
           <w:sz w:val="18"/>
         </w:rPr>
-        <w:t xml:space="preserve"> Angular 22 (zoneless), TypeScript, Hono, Node.js, PostgreSQL, Drizzle ORM (RLS), Redis, Zod, Stripe, @kouji-ui, Angular SSR, Playwright, Docker, pnpm, Render</w:t>
+        <w:t xml:space="preserve"> Angular 22 (zoneless), Angular SSR, TypeScript, @kouji-ui, Node.js, Hono, Zod, Stripe, PostgreSQL, Drizzle ORM (RLS), Redis, Playwright, pnpm, Docker, Render</w:t>
       </w:r>
     </w:p>
     <w:p>
@@ -1039,7 +1039,7 @@
           <w:color w:val="444444"/>
           <w:sz w:val="18"/>
         </w:rPr>
-        <w:t xml:space="preserve"> Angular 21, TypeScript, Angular CLI, pnpm workspaces, Turborepo, Vitest, Playwright, axe-core, ESLint, Prettier, Husky, Changesets, Tailwind CSS, GitHub Actions</w:t>
+        <w:t xml:space="preserve"> Angular 21, TypeScript, Tailwind CSS, Vitest, Playwright, axe-core, ESLint, Prettier, Husky, Angular CLI, pnpm workspaces, Turborepo, Changesets, GitHub Actions</w:t>
       </w:r>
     </w:p>
     <w:p>

--- a/assets/najih-driss-cv-np-fr-short.docx
+++ b/assets/najih-driss-cv-np-fr-short.docx
@@ -326,7 +326,7 @@
           <w:color w:val="555555"/>
           <w:sz w:val="18"/>
         </w:rPr>
-        <w:t xml:space="preserve">Septembre 2023 – Aujourd'hui (3 ans 1 mois)</w:t>
+        <w:t xml:space="preserve">Septembre 2023 – Aujourd'hui (3 ans 2 mois)</w:t>
       </w:r>
     </w:p>
     <w:p>
@@ -438,7 +438,7 @@
       </w:r>
       <w:r>
         <w:rPr/>
-        <w:t xml:space="preserve">, application desktop interne </w:t>
+        <w:t xml:space="preserve">, une application de bureau interne </w:t>
       </w:r>
       <w:r>
         <w:rPr>
@@ -447,14 +447,130 @@
         <w:t xml:space="preserve">Electron + Angular</w:t>
       </w:r>
       <w:r>
-        <w:rPr>
-          <w:b/>
-        </w:rPr>
-        <w:t xml:space="preserve">provisionnant des environnements de dev prêts pour l'IA</w:t>
-      </w:r>
-      <w:r>
-        <w:rPr/>
-        <w:t xml:space="preserve"> (skills d'agents, MCP), réduisant le time-to-productivity de jours à minutes</w:t>
+        <w:rPr/>
+        <w:t xml:space="preserve"> qui </w:t>
+      </w:r>
+      <w:r>
+        <w:rPr>
+          <w:b/>
+        </w:rPr>
+        <w:t xml:space="preserve">déploie des environnements de développement prêts pour l'IA</w:t>
+      </w:r>
+      <w:r>
+        <w:rPr/>
+        <w:t xml:space="preserve"> (skills d'agents, serveurs MCP) et ramène le temps de prise en main de plusieurs jours à quelques minutes</w:t>
+      </w:r>
+    </w:p>
+    <w:p>
+      <w:pPr>
+        <w:numPr>
+          <w:ilvl w:val="0"/>
+          <w:numId w:val="1"/>
+        </w:numPr>
+        <w:spacing w:lineRule="auto"/>
+      </w:pPr>
+      <w:r>
+        <w:rPr/>
+        <w:t xml:space="preserve">Conçu </w:t>
+      </w:r>
+      <w:r>
+        <w:rPr>
+          <w:b/>
+        </w:rPr>
+        <w:t xml:space="preserve">xHarness</w:t>
+      </w:r>
+      <w:r>
+        <w:rPr/>
+        <w:t xml:space="preserve">, une plateforme de benchmark qui compare des </w:t>
+      </w:r>
+      <w:r>
+        <w:rPr>
+          <w:b/>
+        </w:rPr>
+        <w:t xml:space="preserve">agents de code</w:t>
+      </w:r>
+      <w:r>
+        <w:rPr/>
+        <w:t xml:space="preserve"> (Claude Code, Codex, OpenCode) selon différents niveaux de modèles (Opus, Sonnet, GPT Sol, GPT Terra) sur le framework public </w:t>
+      </w:r>
+      <w:r>
+        <w:rPr>
+          <w:b/>
+        </w:rPr>
+        <w:t xml:space="preserve">SWE-bench</w:t>
+      </w:r>
+      <w:r>
+        <w:rPr/>
+        <w:t xml:space="preserve"> : exécutions parallèles orchestrées sous </w:t>
+      </w:r>
+      <w:r>
+        <w:rPr>
+          <w:b/>
+        </w:rPr>
+        <w:t xml:space="preserve">Docker</w:t>
+      </w:r>
+      <w:r>
+        <w:rPr/>
+        <w:t xml:space="preserve"> et </w:t>
+      </w:r>
+      <w:r>
+        <w:rPr>
+          <w:b/>
+        </w:rPr>
+        <w:t xml:space="preserve">tableau de bord</w:t>
+      </w:r>
+      <w:r>
+        <w:rPr/>
+        <w:t xml:space="preserve"> de suivi des coûts et de la consommation</w:t>
+      </w:r>
+    </w:p>
+    <w:p>
+      <w:pPr>
+        <w:numPr>
+          <w:ilvl w:val="0"/>
+          <w:numId w:val="1"/>
+        </w:numPr>
+        <w:spacing w:lineRule="auto"/>
+      </w:pPr>
+      <w:r>
+        <w:rPr/>
+        <w:t xml:space="preserve">Conçu </w:t>
+      </w:r>
+      <w:r>
+        <w:rPr>
+          <w:b/>
+        </w:rPr>
+        <w:t xml:space="preserve">xShifu</w:t>
+      </w:r>
+      <w:r>
+        <w:rPr/>
+        <w:t xml:space="preserve">, un </w:t>
+      </w:r>
+      <w:r>
+        <w:rPr>
+          <w:b/>
+        </w:rPr>
+        <w:t xml:space="preserve">outil d'analyse des sessions</w:t>
+      </w:r>
+      <w:r>
+        <w:rPr/>
+        <w:t xml:space="preserve"> locales </w:t>
+      </w:r>
+      <w:r>
+        <w:rPr>
+          <w:b/>
+        </w:rPr>
+        <w:t xml:space="preserve">Claude Code et Codex</w:t>
+      </w:r>
+      <w:r>
+        <w:rPr/>
+        <w:t xml:space="preserve"> : il met en lumière les usages des développeurs, identifie les mauvaises pratiques et propose des </w:t>
+      </w:r>
+      <w:r>
+        <w:rPr>
+          <w:b/>
+        </w:rPr>
+        <w:t xml:space="preserve">recommandations concrètes pour réduire la consommation de tokens</w:t>
       </w:r>
     </w:p>
     <w:p>
@@ -973,7 +1089,7 @@
           <w:color w:val="444444"/>
           <w:sz w:val="18"/>
         </w:rPr>
-        <w:t xml:space="preserve"> Angular 20, TypeScript, RxJS, CodeMirror 6, Lexical, Tauri 2, Rust, Vitest, Playwright, GitHub Actions</w:t>
+        <w:t xml:space="preserve"> Angular 22, TypeScript, RxJS, CodeMirror 6, Lexical, Tauri 2, Rust, Vitest, Playwright, GitHub Actions</w:t>
       </w:r>
     </w:p>
     <w:p>
@@ -1039,7 +1155,7 @@
           <w:color w:val="444444"/>
           <w:sz w:val="18"/>
         </w:rPr>
-        <w:t xml:space="preserve"> Angular 21, TypeScript, Tailwind CSS, Vitest, Playwright, axe-core, ESLint, Prettier, Husky, Angular CLI, pnpm workspaces, Turborepo, Changesets, GitHub Actions</w:t>
+        <w:t xml:space="preserve"> Angular 22, TypeScript, Tailwind CSS, Vitest, Playwright, axe-core, ESLint, Prettier, Husky, Angular CLI, pnpm workspaces, Turborepo, Changesets, GitHub Actions</w:t>
       </w:r>
     </w:p>
     <w:p>

--- a/assets/najih-driss-cv-np-fr-short.docx
+++ b/assets/najih-driss-cv-np-fr-short.docx
@@ -313,7 +313,7 @@
           <w:color w:val="000000"/>
           <w:sz w:val="21"/>
         </w:rPr>
-        <w:t xml:space="preserve">Développeur Full Stack Senior (Angular / Java) — AMUNDI ITS</w:t>
+        <w:t xml:space="preserve">Développeur Full Stack IA Senior (TypeScript / Python) — TOTALENERGIES</w:t>
       </w:r>
       <w:r>
         <w:rPr>
@@ -326,7 +326,7 @@
           <w:color w:val="555555"/>
           <w:sz w:val="18"/>
         </w:rPr>
-        <w:t xml:space="preserve">Septembre 2023 – Aujourd'hui (3 ans 2 mois)</w:t>
+        <w:t xml:space="preserve">Novembre 2026 – Aujourd'hui (1 mois)</w:t>
       </w:r>
     </w:p>
     <w:p>
@@ -339,17 +339,23 @@
       </w:pPr>
       <w:r>
         <w:rPr/>
-        <w:t xml:space="preserve">Maintenu et fait évoluer le </w:t>
-      </w:r>
-      <w:r>
-        <w:rPr>
-          <w:b/>
-        </w:rPr>
-        <w:t xml:space="preserve">framework Angular Maestro</w:t>
-      </w:r>
-      <w:r>
-        <w:rPr/>
-        <w:t xml:space="preserve"> utilisé par plusieurs applications internes et clientes</w:t>
+        <w:t xml:space="preserve">Développement full stack d'</w:t>
+      </w:r>
+      <w:r>
+        <w:rPr>
+          <w:b/>
+        </w:rPr>
+        <w:t xml:space="preserve">applications intégrant l'IA</w:t>
+      </w:r>
+      <w:r>
+        <w:rPr/>
+        <w:t xml:space="preserve">, côté </w:t>
+      </w:r>
+      <w:r>
+        <w:rPr>
+          <w:b/>
+        </w:rPr>
+        <w:t xml:space="preserve">back end et front end</w:t>
       </w:r>
     </w:p>
     <w:p>
@@ -362,152 +368,13 @@
       </w:pPr>
       <w:r>
         <w:rPr/>
-        <w:t xml:space="preserve">Participé activement aux </w:t>
-      </w:r>
-      <w:r>
-        <w:rPr>
-          <w:b/>
-        </w:rPr>
-        <w:t xml:space="preserve">migrations de versions majeures d'Angular (15 → 18 → 20)</w:t>
-      </w:r>
-      <w:r>
-        <w:rPr/>
-        <w:t xml:space="preserve">, incluant la mise à niveau des composants, des dépendances et l'adoption des nouveautés du framework (Signals, Standalone Components, etc.)</w:t>
-      </w:r>
-    </w:p>
-    <w:p>
-      <w:pPr>
-        <w:numPr>
-          <w:ilvl w:val="0"/>
-          <w:numId w:val="1"/>
-        </w:numPr>
-        <w:spacing w:lineRule="auto"/>
-      </w:pPr>
-      <w:r>
-        <w:rPr/>
-        <w:t xml:space="preserve">Développé le </w:t>
-      </w:r>
-      <w:r>
-        <w:rPr>
-          <w:b/>
-        </w:rPr>
-        <w:t xml:space="preserve">Web Designer de zéro</w:t>
-      </w:r>
-      <w:r>
-        <w:rPr/>
-        <w:t xml:space="preserve"> avec un </w:t>
-      </w:r>
-      <w:r>
-        <w:rPr>
-          <w:b/>
-        </w:rPr>
-        <w:t xml:space="preserve">agent IA</w:t>
-      </w:r>
-      <w:r>
-        <w:rPr/>
-        <w:t xml:space="preserve"> de </w:t>
-      </w:r>
-      <w:r>
-        <w:rPr>
-          <w:b/>
-        </w:rPr>
-        <w:t xml:space="preserve">génération d'applications web en langage naturel</w:t>
-      </w:r>
-      <w:r>
-        <w:rPr/>
-        <w:t xml:space="preserve"> — l'utilisateur décrit un écran, l'outil produit vues, composants et bindings JSON</w:t>
-      </w:r>
-    </w:p>
-    <w:p>
-      <w:pPr>
-        <w:numPr>
-          <w:ilvl w:val="0"/>
-          <w:numId w:val="1"/>
-        </w:numPr>
-        <w:spacing w:lineRule="auto"/>
-      </w:pPr>
-      <w:r>
-        <w:rPr/>
-        <w:t xml:space="preserve">Développe la </w:t>
-      </w:r>
-      <w:r>
-        <w:rPr>
-          <w:b/>
-        </w:rPr>
-        <w:t xml:space="preserve">Vibe Toolbox</w:t>
-      </w:r>
-      <w:r>
-        <w:rPr/>
-        <w:t xml:space="preserve">, une application de bureau interne </w:t>
-      </w:r>
-      <w:r>
-        <w:rPr>
-          <w:b/>
-        </w:rPr>
-        <w:t xml:space="preserve">Electron + Angular</w:t>
-      </w:r>
-      <w:r>
-        <w:rPr/>
-        <w:t xml:space="preserve"> qui </w:t>
-      </w:r>
-      <w:r>
-        <w:rPr>
-          <w:b/>
-        </w:rPr>
-        <w:t xml:space="preserve">déploie des environnements de développement prêts pour l'IA</w:t>
-      </w:r>
-      <w:r>
-        <w:rPr/>
-        <w:t xml:space="preserve"> (skills d'agents, serveurs MCP) et ramène le temps de prise en main de plusieurs jours à quelques minutes</w:t>
-      </w:r>
-    </w:p>
-    <w:p>
-      <w:pPr>
-        <w:numPr>
-          <w:ilvl w:val="0"/>
-          <w:numId w:val="1"/>
-        </w:numPr>
-        <w:spacing w:lineRule="auto"/>
-      </w:pPr>
-      <w:r>
-        <w:rPr/>
-        <w:t xml:space="preserve">Conçu </w:t>
-      </w:r>
-      <w:r>
-        <w:rPr>
-          <w:b/>
-        </w:rPr>
-        <w:t xml:space="preserve">xHarness</w:t>
-      </w:r>
-      <w:r>
-        <w:rPr/>
-        <w:t xml:space="preserve">, une plateforme de benchmark qui compare des </w:t>
-      </w:r>
-      <w:r>
-        <w:rPr>
-          <w:b/>
-        </w:rPr>
-        <w:t xml:space="preserve">agents de code</w:t>
-      </w:r>
-      <w:r>
-        <w:rPr/>
-        <w:t xml:space="preserve"> (Claude Code, Codex, OpenCode) selon différents niveaux de modèles (Opus, Sonnet, GPT Sol, GPT Terra) sur le framework public </w:t>
-      </w:r>
-      <w:r>
-        <w:rPr>
-          <w:b/>
-        </w:rPr>
-        <w:t xml:space="preserve">SWE-bench</w:t>
-      </w:r>
-      <w:r>
-        <w:rPr/>
-        <w:t xml:space="preserve"> : exécutions parallèles orchestrées sous </w:t>
-      </w:r>
-      <w:r>
-        <w:rPr>
-          <w:b/>
-        </w:rPr>
-        <w:t xml:space="preserve">Docker</w:t>
+        <w:t xml:space="preserve">Services et interfaces développés principalement en </w:t>
+      </w:r>
+      <w:r>
+        <w:rPr>
+          <w:b/>
+        </w:rPr>
+        <w:t xml:space="preserve">TypeScript</w:t>
       </w:r>
       <w:r>
         <w:rPr/>
@@ -517,60 +384,7 @@
         <w:rPr>
           <w:b/>
         </w:rPr>
-        <w:t xml:space="preserve">tableau de bord</w:t>
-      </w:r>
-      <w:r>
-        <w:rPr/>
-        <w:t xml:space="preserve"> de suivi des coûts et de la consommation</w:t>
-      </w:r>
-    </w:p>
-    <w:p>
-      <w:pPr>
-        <w:numPr>
-          <w:ilvl w:val="0"/>
-          <w:numId w:val="1"/>
-        </w:numPr>
-        <w:spacing w:lineRule="auto"/>
-      </w:pPr>
-      <w:r>
-        <w:rPr/>
-        <w:t xml:space="preserve">Conçu </w:t>
-      </w:r>
-      <w:r>
-        <w:rPr>
-          <w:b/>
-        </w:rPr>
-        <w:t xml:space="preserve">xShifu</w:t>
-      </w:r>
-      <w:r>
-        <w:rPr/>
-        <w:t xml:space="preserve">, un </w:t>
-      </w:r>
-      <w:r>
-        <w:rPr>
-          <w:b/>
-        </w:rPr>
-        <w:t xml:space="preserve">outil d'analyse des sessions</w:t>
-      </w:r>
-      <w:r>
-        <w:rPr/>
-        <w:t xml:space="preserve"> locales </w:t>
-      </w:r>
-      <w:r>
-        <w:rPr>
-          <w:b/>
-        </w:rPr>
-        <w:t xml:space="preserve">Claude Code et Codex</w:t>
-      </w:r>
-      <w:r>
-        <w:rPr/>
-        <w:t xml:space="preserve"> : il met en lumière les usages des développeurs, identifie les mauvaises pratiques et propose des </w:t>
-      </w:r>
-      <w:r>
-        <w:rPr>
-          <w:b/>
-        </w:rPr>
-        <w:t xml:space="preserve">recommandations concrètes pour réduire la consommation de tokens</w:t>
+        <w:t xml:space="preserve">Python</w:t>
       </w:r>
     </w:p>
     <w:p>
@@ -590,7 +404,7 @@
           <w:color w:val="444444"/>
           <w:sz w:val="18"/>
         </w:rPr>
-        <w:t xml:space="preserve"> Angular, TypeScript, Electron, Node.js, Java 8/11/21, Spring Boot, Quarkus, Keycloak, Oracle DB, MongoDB, SQLite, Karma, Jest, Cypress, Playwright, JaCoCo, Webpack, PowerShell, Jenkins, GitLab CI, Claude, Codex, Agile Scrum</w:t>
+        <w:t xml:space="preserve"> TypeScript, Python, Angular, Node.js, Git, GitHub, GitHub Actions</w:t>
       </w:r>
     </w:p>
     <w:p>
@@ -603,7 +417,7 @@
           <w:color w:val="000000"/>
           <w:sz w:val="21"/>
         </w:rPr>
-        <w:t xml:space="preserve">Consultant Full Stack (Java / React) — ZSOFT CONSULTING</w:t>
+        <w:t xml:space="preserve">Développeur Full Stack Senior (Angular / Java) — AMUNDI ITS</w:t>
       </w:r>
       <w:r>
         <w:rPr>
@@ -616,19 +430,7 @@
           <w:color w:val="555555"/>
           <w:sz w:val="18"/>
         </w:rPr>
-        <w:t xml:space="preserve">Octobre 2022 – Septembre 2023 (1 an)</w:t>
-      </w:r>
-    </w:p>
-    <w:p>
-      <w:pPr>
-        <w:spacing w:lineRule="auto"/>
-      </w:pPr>
-      <w:r>
-        <w:rPr>
-          <w:b/>
-          <w:sz w:val="20"/>
-        </w:rPr>
-        <w:t xml:space="preserve">Client : Société Générale — Projet : KYC</w:t>
+        <w:t xml:space="preserve">Septembre 2023 – Octobre 2026 (3 ans 2 mois)</w:t>
       </w:r>
     </w:p>
     <w:p>
@@ -641,27 +443,238 @@
       </w:pPr>
       <w:r>
         <w:rPr/>
-        <w:t xml:space="preserve">Piloté une </w:t>
-      </w:r>
-      <w:r>
-        <w:rPr>
-          <w:b/>
-        </w:rPr>
-        <w:t xml:space="preserve">mission full-backend d'extraction d'un microservice autonome et réutilisable</w:t>
-      </w:r>
-      <w:r>
-        <w:rPr/>
-        <w:t xml:space="preserve"> depuis un système </w:t>
-      </w:r>
-      <w:r>
-        <w:rPr>
-          <w:b/>
-        </w:rPr>
-        <w:t xml:space="preserve">KYC</w:t>
-      </w:r>
-      <w:r>
-        <w:rPr/>
-        <w:t xml:space="preserve"> legacy</w:t>
+        <w:t xml:space="preserve">Maintenu et fait évoluer le </w:t>
+      </w:r>
+      <w:r>
+        <w:rPr>
+          <w:b/>
+        </w:rPr>
+        <w:t xml:space="preserve">framework Angular Maestro</w:t>
+      </w:r>
+      <w:r>
+        <w:rPr/>
+        <w:t xml:space="preserve"> utilisé par plusieurs applications internes et clientes</w:t>
+      </w:r>
+    </w:p>
+    <w:p>
+      <w:pPr>
+        <w:numPr>
+          <w:ilvl w:val="0"/>
+          <w:numId w:val="2"/>
+        </w:numPr>
+        <w:spacing w:lineRule="auto"/>
+      </w:pPr>
+      <w:r>
+        <w:rPr/>
+        <w:t xml:space="preserve">Participé activement aux </w:t>
+      </w:r>
+      <w:r>
+        <w:rPr>
+          <w:b/>
+        </w:rPr>
+        <w:t xml:space="preserve">migrations de versions majeures d'Angular (15 → 18 → 20)</w:t>
+      </w:r>
+      <w:r>
+        <w:rPr/>
+        <w:t xml:space="preserve">, incluant la mise à niveau des composants, des dépendances et l'adoption des nouveautés du framework (Signals, Standalone Components, etc.)</w:t>
+      </w:r>
+    </w:p>
+    <w:p>
+      <w:pPr>
+        <w:numPr>
+          <w:ilvl w:val="0"/>
+          <w:numId w:val="2"/>
+        </w:numPr>
+        <w:spacing w:lineRule="auto"/>
+      </w:pPr>
+      <w:r>
+        <w:rPr/>
+        <w:t xml:space="preserve">Développé le </w:t>
+      </w:r>
+      <w:r>
+        <w:rPr>
+          <w:b/>
+        </w:rPr>
+        <w:t xml:space="preserve">Web Designer de zéro</w:t>
+      </w:r>
+      <w:r>
+        <w:rPr/>
+        <w:t xml:space="preserve"> avec un </w:t>
+      </w:r>
+      <w:r>
+        <w:rPr>
+          <w:b/>
+        </w:rPr>
+        <w:t xml:space="preserve">agent IA</w:t>
+      </w:r>
+      <w:r>
+        <w:rPr/>
+        <w:t xml:space="preserve"> de </w:t>
+      </w:r>
+      <w:r>
+        <w:rPr>
+          <w:b/>
+        </w:rPr>
+        <w:t xml:space="preserve">génération d'applications web en langage naturel</w:t>
+      </w:r>
+      <w:r>
+        <w:rPr/>
+        <w:t xml:space="preserve"> — l'utilisateur décrit un écran, l'outil produit vues, composants et bindings JSON</w:t>
+      </w:r>
+    </w:p>
+    <w:p>
+      <w:pPr>
+        <w:numPr>
+          <w:ilvl w:val="0"/>
+          <w:numId w:val="2"/>
+        </w:numPr>
+        <w:spacing w:lineRule="auto"/>
+      </w:pPr>
+      <w:r>
+        <w:rPr/>
+        <w:t xml:space="preserve">Développe la </w:t>
+      </w:r>
+      <w:r>
+        <w:rPr>
+          <w:b/>
+        </w:rPr>
+        <w:t xml:space="preserve">Vibe Toolbox</w:t>
+      </w:r>
+      <w:r>
+        <w:rPr/>
+        <w:t xml:space="preserve">, une application de bureau interne </w:t>
+      </w:r>
+      <w:r>
+        <w:rPr>
+          <w:b/>
+        </w:rPr>
+        <w:t xml:space="preserve">Electron + Angular</w:t>
+      </w:r>
+      <w:r>
+        <w:rPr/>
+        <w:t xml:space="preserve"> qui </w:t>
+      </w:r>
+      <w:r>
+        <w:rPr>
+          <w:b/>
+        </w:rPr>
+        <w:t xml:space="preserve">déploie des environnements de développement prêts pour l'IA</w:t>
+      </w:r>
+      <w:r>
+        <w:rPr/>
+        <w:t xml:space="preserve"> (skills d'agents, serveurs MCP) et ramène le temps de prise en main de plusieurs jours à quelques minutes</w:t>
+      </w:r>
+    </w:p>
+    <w:p>
+      <w:pPr>
+        <w:numPr>
+          <w:ilvl w:val="0"/>
+          <w:numId w:val="2"/>
+        </w:numPr>
+        <w:spacing w:lineRule="auto"/>
+      </w:pPr>
+      <w:r>
+        <w:rPr/>
+        <w:t xml:space="preserve">Conçu </w:t>
+      </w:r>
+      <w:r>
+        <w:rPr>
+          <w:b/>
+        </w:rPr>
+        <w:t xml:space="preserve">xHarness</w:t>
+      </w:r>
+      <w:r>
+        <w:rPr/>
+        <w:t xml:space="preserve">, une plateforme de benchmark qui compare des </w:t>
+      </w:r>
+      <w:r>
+        <w:rPr>
+          <w:b/>
+        </w:rPr>
+        <w:t xml:space="preserve">agents de code</w:t>
+      </w:r>
+      <w:r>
+        <w:rPr/>
+        <w:t xml:space="preserve"> (Claude Code, Codex, OpenCode) selon différents niveaux de modèles (Opus, Sonnet, GPT Sol, GPT Terra) sur le framework public </w:t>
+      </w:r>
+      <w:r>
+        <w:rPr>
+          <w:b/>
+        </w:rPr>
+        <w:t xml:space="preserve">SWE-bench</w:t>
+      </w:r>
+      <w:r>
+        <w:rPr/>
+        <w:t xml:space="preserve"> : exécutions parallèles orchestrées sous </w:t>
+      </w:r>
+      <w:r>
+        <w:rPr>
+          <w:b/>
+        </w:rPr>
+        <w:t xml:space="preserve">Docker</w:t>
+      </w:r>
+      <w:r>
+        <w:rPr/>
+        <w:t xml:space="preserve"> et </w:t>
+      </w:r>
+      <w:r>
+        <w:rPr>
+          <w:b/>
+        </w:rPr>
+        <w:t xml:space="preserve">tableau de bord</w:t>
+      </w:r>
+      <w:r>
+        <w:rPr/>
+        <w:t xml:space="preserve"> de suivi des coûts et de la consommation</w:t>
+      </w:r>
+    </w:p>
+    <w:p>
+      <w:pPr>
+        <w:numPr>
+          <w:ilvl w:val="0"/>
+          <w:numId w:val="2"/>
+        </w:numPr>
+        <w:spacing w:lineRule="auto"/>
+      </w:pPr>
+      <w:r>
+        <w:rPr/>
+        <w:t xml:space="preserve">Conçu </w:t>
+      </w:r>
+      <w:r>
+        <w:rPr>
+          <w:b/>
+        </w:rPr>
+        <w:t xml:space="preserve">xShifu</w:t>
+      </w:r>
+      <w:r>
+        <w:rPr/>
+        <w:t xml:space="preserve">, un </w:t>
+      </w:r>
+      <w:r>
+        <w:rPr>
+          <w:b/>
+        </w:rPr>
+        <w:t xml:space="preserve">outil d'analyse des sessions</w:t>
+      </w:r>
+      <w:r>
+        <w:rPr/>
+        <w:t xml:space="preserve"> locales </w:t>
+      </w:r>
+      <w:r>
+        <w:rPr>
+          <w:b/>
+        </w:rPr>
+        <w:t xml:space="preserve">Claude Code et Codex</w:t>
+      </w:r>
+      <w:r>
+        <w:rPr/>
+        <w:t xml:space="preserve"> : il met en lumière les usages des développeurs, identifie les mauvaises pratiques et propose des </w:t>
+      </w:r>
+      <w:r>
+        <w:rPr>
+          <w:b/>
+        </w:rPr>
+        <w:t xml:space="preserve">recommandations concrètes pour réduire la consommation de tokens</w:t>
       </w:r>
     </w:p>
     <w:p>
@@ -681,19 +694,45 @@
           <w:color w:val="444444"/>
           <w:sz w:val="18"/>
         </w:rPr>
-        <w:t xml:space="preserve"> Java 17, Spring Boot, Spring Security, OAuth2, Quartz, RabbitMQ, PostgreSQL, Flyway, JaCoCo, Docker, Kubernetes, Jenkins</w:t>
-      </w:r>
-    </w:p>
-    <w:p>
-      <w:pPr>
-        <w:spacing w:lineRule="auto"/>
-      </w:pPr>
-      <w:r>
-        <w:rPr>
-          <w:b/>
-          <w:sz w:val="20"/>
-        </w:rPr>
-        <w:t xml:space="preserve">Client : Colas — Projet : CRM</w:t>
+        <w:t xml:space="preserve"> Angular, TypeScript, Electron, Node.js, Java 8/11/21, Spring Boot, Quarkus, Keycloak, Oracle DB, MongoDB, SQLite, Karma, Jest, Cypress, Playwright, JaCoCo, Webpack, PowerShell, Jenkins, GitLab CI, Claude, Codex, Agile Scrum</w:t>
+      </w:r>
+    </w:p>
+    <w:p>
+      <w:pPr>
+        <w:spacing w:lineRule="auto"/>
+      </w:pPr>
+      <w:r>
+        <w:rPr>
+          <w:b/>
+          <w:color w:val="000000"/>
+          <w:sz w:val="21"/>
+        </w:rPr>
+        <w:t xml:space="preserve">Consultant Full Stack (Java / React) — ZSOFT CONSULTING</w:t>
+      </w:r>
+      <w:r>
+        <w:rPr>
+          <w:sz w:val="21"/>
+        </w:rPr>
+        <w:br w:type="textWrapping"/>
+      </w:r>
+      <w:r>
+        <w:rPr>
+          <w:color w:val="555555"/>
+          <w:sz w:val="18"/>
+        </w:rPr>
+        <w:t xml:space="preserve">Octobre 2022 – Septembre 2023 (1 an)</w:t>
+      </w:r>
+    </w:p>
+    <w:p>
+      <w:pPr>
+        <w:spacing w:lineRule="auto"/>
+      </w:pPr>
+      <w:r>
+        <w:rPr>
+          <w:b/>
+          <w:sz w:val="20"/>
+        </w:rPr>
+        <w:t xml:space="preserve">Client : Société Générale — Projet : KYC</w:t>
       </w:r>
     </w:p>
     <w:p>
@@ -706,23 +745,27 @@
       </w:pPr>
       <w:r>
         <w:rPr/>
-        <w:t xml:space="preserve">Déployé l'application sur </w:t>
-      </w:r>
-      <w:r>
-        <w:rPr>
-          <w:b/>
-        </w:rPr>
-        <w:t xml:space="preserve">Azure</w:t>
-      </w:r>
-      <w:r>
-        <w:rPr/>
-        <w:t xml:space="preserve"> (App Services, Front Door, CDN, Blob Storage, PostgreSQL) avec des </w:t>
-      </w:r>
-      <w:r>
-        <w:rPr>
-          <w:b/>
-        </w:rPr>
-        <w:t xml:space="preserve">pipelines CI/CD</w:t>
+        <w:t xml:space="preserve">Piloté une </w:t>
+      </w:r>
+      <w:r>
+        <w:rPr>
+          <w:b/>
+        </w:rPr>
+        <w:t xml:space="preserve">mission full-backend d'extraction d'un microservice autonome et réutilisable</w:t>
+      </w:r>
+      <w:r>
+        <w:rPr/>
+        <w:t xml:space="preserve"> depuis un système </w:t>
+      </w:r>
+      <w:r>
+        <w:rPr>
+          <w:b/>
+        </w:rPr>
+        <w:t xml:space="preserve">KYC</w:t>
+      </w:r>
+      <w:r>
+        <w:rPr/>
+        <w:t xml:space="preserve"> legacy</w:t>
       </w:r>
     </w:p>
     <w:p>
@@ -742,19 +785,19 @@
           <w:color w:val="444444"/>
           <w:sz w:val="18"/>
         </w:rPr>
-        <w:t xml:space="preserve"> React, TypeScript, Ant Design, Java 11, Spring Boot, Spring Security, Spring Batch, Azure (AD, App Services, CDN, Front Door, Blob Storage, PostgreSQL), GitLab CI/CD</w:t>
-      </w:r>
-    </w:p>
-    <w:p>
-      <w:pPr>
-        <w:spacing w:lineRule="auto"/>
-      </w:pPr>
-      <w:r>
-        <w:rPr>
-          <w:b/>
-          <w:sz w:val="20"/>
-        </w:rPr>
-        <w:t xml:space="preserve">Client : gloody.co — Projet : SaaS RH &amp; Gestion d'Entreprise</w:t>
+        <w:t xml:space="preserve"> Java 17, Spring Boot, Spring Security, OAuth2, Quartz, RabbitMQ, PostgreSQL, Flyway, JaCoCo, Docker, Kubernetes, Jenkins</w:t>
+      </w:r>
+    </w:p>
+    <w:p>
+      <w:pPr>
+        <w:spacing w:lineRule="auto"/>
+      </w:pPr>
+      <w:r>
+        <w:rPr>
+          <w:b/>
+          <w:sz w:val="20"/>
+        </w:rPr>
+        <w:t xml:space="preserve">Client : Colas — Projet : CRM</w:t>
       </w:r>
     </w:p>
     <w:p>
@@ -767,66 +810,23 @@
       </w:pPr>
       <w:r>
         <w:rPr/>
-        <w:t xml:space="preserve">Livré des </w:t>
-      </w:r>
-      <w:r>
-        <w:rPr>
-          <w:b/>
-        </w:rPr>
-        <w:t xml:space="preserve">fonctionnalités full-stack</w:t>
-      </w:r>
-      <w:r>
-        <w:rPr/>
-        <w:t xml:space="preserve"> sur l'ensemble de la suite — absences et congés, facturation, notes de frais et réservation de salles — avec des front-ends </w:t>
-      </w:r>
-      <w:r>
-        <w:rPr>
-          <w:b/>
-        </w:rPr>
-        <w:t xml:space="preserve">React / Ant Design</w:t>
-      </w:r>
-      <w:r>
-        <w:rPr/>
-        <w:t xml:space="preserve"> sur des APIs REST </w:t>
-      </w:r>
-      <w:r>
-        <w:rPr>
-          <w:b/>
-        </w:rPr>
-        <w:t xml:space="preserve">Java / Spring Boot</w:t>
-      </w:r>
-    </w:p>
-    <w:p>
-      <w:pPr>
-        <w:numPr>
-          <w:ilvl w:val="0"/>
-          <w:numId w:val="4"/>
-        </w:numPr>
-        <w:spacing w:lineRule="auto"/>
-      </w:pPr>
-      <w:r>
-        <w:rPr/>
-        <w:t xml:space="preserve">Piloté l'</w:t>
-      </w:r>
-      <w:r>
-        <w:rPr>
-          <w:b/>
-        </w:rPr>
-        <w:t xml:space="preserve">architecture front-end</w:t>
-      </w:r>
-      <w:r>
-        <w:rPr/>
-        <w:t xml:space="preserve">, en particulier un </w:t>
-      </w:r>
-      <w:r>
-        <w:rPr>
-          <w:b/>
-        </w:rPr>
-        <w:t xml:space="preserve">calendrier haute performance</w:t>
-      </w:r>
-      <w:r>
-        <w:rPr/>
-        <w:t xml:space="preserve"> affichant des données de planning denses (absences, congés, réservations de salles) avec une navigation fluide</w:t>
+        <w:t xml:space="preserve">Déployé l'application sur </w:t>
+      </w:r>
+      <w:r>
+        <w:rPr>
+          <w:b/>
+        </w:rPr>
+        <w:t xml:space="preserve">Azure</w:t>
+      </w:r>
+      <w:r>
+        <w:rPr/>
+        <w:t xml:space="preserve"> (App Services, Front Door, CDN, Blob Storage, PostgreSQL) avec des </w:t>
+      </w:r>
+      <w:r>
+        <w:rPr>
+          <w:b/>
+        </w:rPr>
+        <w:t xml:space="preserve">pipelines CI/CD</w:t>
       </w:r>
     </w:p>
     <w:p>
@@ -846,45 +846,19 @@
           <w:color w:val="444444"/>
           <w:sz w:val="18"/>
         </w:rPr>
-        <w:t xml:space="preserve"> React, TypeScript, Ant Design, SCSS, Java, Spring Boot, REST APIs, AWS</w:t>
-      </w:r>
-    </w:p>
-    <w:p>
-      <w:pPr>
-        <w:spacing w:lineRule="auto"/>
-      </w:pPr>
-      <w:r>
-        <w:rPr>
-          <w:b/>
-          <w:color w:val="000000"/>
-          <w:sz w:val="21"/>
-        </w:rPr>
-        <w:t xml:space="preserve">Développeur Full Stack → Lead de Projet (Java / Angular) — SCOR</w:t>
-      </w:r>
-      <w:r>
-        <w:rPr>
-          <w:sz w:val="21"/>
-        </w:rPr>
-        <w:br w:type="textWrapping"/>
-      </w:r>
-      <w:r>
-        <w:rPr>
-          <w:color w:val="555555"/>
-          <w:sz w:val="18"/>
-        </w:rPr>
-        <w:t xml:space="preserve">Juin 2019 – Septembre 2022 (3 ans 4 mois)</w:t>
-      </w:r>
-    </w:p>
-    <w:p>
-      <w:pPr>
-        <w:spacing w:lineRule="auto"/>
-      </w:pPr>
-      <w:r>
-        <w:rPr>
-          <w:b/>
-          <w:sz w:val="20"/>
-        </w:rPr>
-        <w:t xml:space="preserve">Projet : RiskReveal</w:t>
+        <w:t xml:space="preserve"> React, TypeScript, Ant Design, Java 11, Spring Boot, Spring Security, Spring Batch, Azure (AD, App Services, CDN, Front Door, Blob Storage, PostgreSQL), GitLab CI/CD</w:t>
+      </w:r>
+    </w:p>
+    <w:p>
+      <w:pPr>
+        <w:spacing w:lineRule="auto"/>
+      </w:pPr>
+      <w:r>
+        <w:rPr>
+          <w:b/>
+          <w:sz w:val="20"/>
+        </w:rPr>
+        <w:t xml:space="preserve">Client : gloody.co — Projet : SaaS RH &amp; Gestion d'Entreprise</w:t>
       </w:r>
     </w:p>
     <w:p>
@@ -897,17 +871,33 @@
       </w:pPr>
       <w:r>
         <w:rPr/>
-        <w:t xml:space="preserve">Évolué de développeur full-stack à </w:t>
-      </w:r>
-      <w:r>
-        <w:rPr>
-          <w:b/>
-        </w:rPr>
-        <w:t xml:space="preserve">lead technique / de projet</w:t>
-      </w:r>
-      <w:r>
-        <w:rPr/>
-        <w:t xml:space="preserve">, validant les livraisons backend (Spring) et pilotant l'implémentation au sein de l'équipe</w:t>
+        <w:t xml:space="preserve">Livré des </w:t>
+      </w:r>
+      <w:r>
+        <w:rPr>
+          <w:b/>
+        </w:rPr>
+        <w:t xml:space="preserve">fonctionnalités full-stack</w:t>
+      </w:r>
+      <w:r>
+        <w:rPr/>
+        <w:t xml:space="preserve"> sur l'ensemble de la suite — absences et congés, facturation, notes de frais et réservation de salles — avec des front-ends </w:t>
+      </w:r>
+      <w:r>
+        <w:rPr>
+          <w:b/>
+        </w:rPr>
+        <w:t xml:space="preserve">React / Ant Design</w:t>
+      </w:r>
+      <w:r>
+        <w:rPr/>
+        <w:t xml:space="preserve"> sur des APIs REST </w:t>
+      </w:r>
+      <w:r>
+        <w:rPr>
+          <w:b/>
+        </w:rPr>
+        <w:t xml:space="preserve">Java / Spring Boot</w:t>
       </w:r>
     </w:p>
     <w:p>
@@ -920,73 +910,187 @@
       </w:pPr>
       <w:r>
         <w:rPr/>
-        <w:t xml:space="preserve">Construit l'</w:t>
-      </w:r>
-      <w:r>
-        <w:rPr>
-          <w:b/>
-        </w:rPr>
-        <w:t xml:space="preserve">UI de risque data-heavy</w:t>
-      </w:r>
-      <w:r>
-        <w:rPr/>
-        <w:t xml:space="preserve"> sur </w:t>
-      </w:r>
-      <w:r>
-        <w:rPr>
-          <w:b/>
-        </w:rPr>
-        <w:t xml:space="preserve">AG Grid</w:t>
-      </w:r>
-      <w:r>
-        <w:rPr/>
-        <w:t xml:space="preserve"> — grilles virtualisées, groupement et agrégation sur de gros volumes de sinistres </w:t>
-      </w:r>
-      <w:r>
-        <w:rPr>
-          <w:b/>
-        </w:rPr>
-        <w:t xml:space="preserve">PLT</w:t>
+        <w:t xml:space="preserve">Piloté l'</w:t>
+      </w:r>
+      <w:r>
+        <w:rPr>
+          <w:b/>
+        </w:rPr>
+        <w:t xml:space="preserve">architecture front-end</w:t>
+      </w:r>
+      <w:r>
+        <w:rPr/>
+        <w:t xml:space="preserve">, en particulier un </w:t>
+      </w:r>
+      <w:r>
+        <w:rPr>
+          <w:b/>
+        </w:rPr>
+        <w:t xml:space="preserve">calendrier haute performance</w:t>
+      </w:r>
+      <w:r>
+        <w:rPr/>
+        <w:t xml:space="preserve"> affichant des données de planning denses (absences, congés, réservations de salles) avec une navigation fluide</w:t>
+      </w:r>
+    </w:p>
+    <w:p>
+      <w:pPr>
+        <w:spacing w:lineRule="auto"/>
+      </w:pPr>
+      <w:r>
+        <w:rPr>
+          <w:b/>
+          <w:sz w:val="18"/>
+        </w:rPr>
+        <w:t xml:space="preserve">Environnement Technique:</w:t>
+      </w:r>
+      <w:r>
+        <w:rPr>
+          <w:rFonts w:ascii="Consolas" w:hAnsi="Consolas"/>
+          <w:color w:val="444444"/>
+          <w:sz w:val="18"/>
+        </w:rPr>
+        <w:t xml:space="preserve"> React, TypeScript, Ant Design, SCSS, Java, Spring Boot, REST APIs, AWS</w:t>
+      </w:r>
+    </w:p>
+    <w:p>
+      <w:pPr>
+        <w:spacing w:lineRule="auto"/>
+      </w:pPr>
+      <w:r>
+        <w:rPr>
+          <w:b/>
+          <w:color w:val="000000"/>
+          <w:sz w:val="21"/>
+        </w:rPr>
+        <w:t xml:space="preserve">Développeur Full Stack → Lead de Projet (Java / Angular) — SCOR</w:t>
+      </w:r>
+      <w:r>
+        <w:rPr>
+          <w:sz w:val="21"/>
+        </w:rPr>
+        <w:br w:type="textWrapping"/>
+      </w:r>
+      <w:r>
+        <w:rPr>
+          <w:color w:val="555555"/>
+          <w:sz w:val="18"/>
+        </w:rPr>
+        <w:t xml:space="preserve">Juin 2019 – Septembre 2022 (3 ans 4 mois)</w:t>
+      </w:r>
+    </w:p>
+    <w:p>
+      <w:pPr>
+        <w:spacing w:lineRule="auto"/>
+      </w:pPr>
+      <w:r>
+        <w:rPr>
+          <w:b/>
+          <w:sz w:val="20"/>
+        </w:rPr>
+        <w:t xml:space="preserve">Projet : RiskReveal</w:t>
       </w:r>
     </w:p>
     <w:p>
       <w:pPr>
         <w:numPr>
           <w:ilvl w:val="0"/>
-          <w:numId w:val="5"/>
+          <w:numId w:val="6"/>
         </w:numPr>
         <w:spacing w:lineRule="auto"/>
       </w:pPr>
       <w:r>
         <w:rPr/>
-        <w:t xml:space="preserve">Optimisé et fait évoluer le </w:t>
-      </w:r>
-      <w:r>
-        <w:rPr>
-          <w:b/>
-        </w:rPr>
-        <w:t xml:space="preserve">système d'orchestration batch</w:t>
-      </w:r>
-      <w:r>
-        <w:rPr/>
-        <w:t xml:space="preserve"> (Spring Batch) sur de gros volumes de données de risque, avec </w:t>
-      </w:r>
-      <w:r>
-        <w:rPr>
-          <w:b/>
-        </w:rPr>
-        <w:t xml:space="preserve">WebSockets</w:t>
-      </w:r>
-      <w:r>
-        <w:rPr/>
-        <w:t xml:space="preserve"> pour la progression temps réel</w:t>
+        <w:t xml:space="preserve">Évolué de développeur full-stack à </w:t>
+      </w:r>
+      <w:r>
+        <w:rPr>
+          <w:b/>
+        </w:rPr>
+        <w:t xml:space="preserve">lead technique / de projet</w:t>
+      </w:r>
+      <w:r>
+        <w:rPr/>
+        <w:t xml:space="preserve">, validant les livraisons backend (Spring) et pilotant l'implémentation au sein de l'équipe</w:t>
       </w:r>
     </w:p>
     <w:p>
       <w:pPr>
         <w:numPr>
           <w:ilvl w:val="0"/>
-          <w:numId w:val="5"/>
+          <w:numId w:val="6"/>
+        </w:numPr>
+        <w:spacing w:lineRule="auto"/>
+      </w:pPr>
+      <w:r>
+        <w:rPr/>
+        <w:t xml:space="preserve">Construit l'</w:t>
+      </w:r>
+      <w:r>
+        <w:rPr>
+          <w:b/>
+        </w:rPr>
+        <w:t xml:space="preserve">UI de risque data-heavy</w:t>
+      </w:r>
+      <w:r>
+        <w:rPr/>
+        <w:t xml:space="preserve"> sur </w:t>
+      </w:r>
+      <w:r>
+        <w:rPr>
+          <w:b/>
+        </w:rPr>
+        <w:t xml:space="preserve">AG Grid</w:t>
+      </w:r>
+      <w:r>
+        <w:rPr/>
+        <w:t xml:space="preserve"> — grilles virtualisées, groupement et agrégation sur de gros volumes de sinistres </w:t>
+      </w:r>
+      <w:r>
+        <w:rPr>
+          <w:b/>
+        </w:rPr>
+        <w:t xml:space="preserve">PLT</w:t>
+      </w:r>
+    </w:p>
+    <w:p>
+      <w:pPr>
+        <w:numPr>
+          <w:ilvl w:val="0"/>
+          <w:numId w:val="6"/>
+        </w:numPr>
+        <w:spacing w:lineRule="auto"/>
+      </w:pPr>
+      <w:r>
+        <w:rPr/>
+        <w:t xml:space="preserve">Optimisé et fait évoluer le </w:t>
+      </w:r>
+      <w:r>
+        <w:rPr>
+          <w:b/>
+        </w:rPr>
+        <w:t xml:space="preserve">système d'orchestration batch</w:t>
+      </w:r>
+      <w:r>
+        <w:rPr/>
+        <w:t xml:space="preserve"> (Spring Batch) sur de gros volumes de données de risque, avec </w:t>
+      </w:r>
+      <w:r>
+        <w:rPr>
+          <w:b/>
+        </w:rPr>
+        <w:t xml:space="preserve">WebSockets</w:t>
+      </w:r>
+      <w:r>
+        <w:rPr/>
+        <w:t xml:space="preserve"> pour la progression temps réel</w:t>
+      </w:r>
+    </w:p>
+    <w:p>
+      <w:pPr>
+        <w:numPr>
+          <w:ilvl w:val="0"/>
+          <w:numId w:val="6"/>
         </w:numPr>
         <w:spacing w:lineRule="auto"/>
       </w:pPr>
@@ -1747,6 +1851,128 @@
     </w:lvl>
   </w:abstractNum>
   <w:abstractNum w:abstractNumId="5">
+    <w:lvl w:ilvl="0">
+      <w:start w:val="1"/>
+      <w:numFmt w:val="bullet"/>
+      <w:lvlText w:val=""/>
+      <w:lvlJc w:val="left"/>
+      <w:pPr>
+        <w:tabs>
+          <w:tab w:val="num" w:pos="720"/>
+        </w:tabs>
+        <w:ind w:left="720" w:hanging="360"/>
+      </w:pPr>
+      <w:rPr>
+        <w:rFonts w:ascii="Symbol" w:hAnsi="Symbol" w:hint="default"/>
+      </w:rPr>
+    </w:lvl>
+    <w:lvl w:ilvl="1">
+      <w:start w:val="1"/>
+      <w:numFmt w:val="bullet"/>
+      <w:lvlText w:val=""/>
+      <w:lvlJc w:val="left"/>
+      <w:pPr>
+        <w:tabs>
+          <w:tab w:val="num" w:pos="1440"/>
+        </w:tabs>
+        <w:ind w:left="1440" w:hanging="360"/>
+      </w:pPr>
+      <w:rPr>
+        <w:rFonts w:ascii="Symbol" w:hAnsi="Symbol" w:hint="default"/>
+      </w:rPr>
+    </w:lvl>
+    <w:lvl w:ilvl="2">
+      <w:start w:val="1"/>
+      <w:numFmt w:val="bullet"/>
+      <w:lvlText w:val=""/>
+      <w:lvlJc w:val="left"/>
+      <w:pPr>
+        <w:tabs>
+          <w:tab w:val="num" w:pos="2160"/>
+        </w:tabs>
+        <w:ind w:left="2160" w:hanging="360"/>
+      </w:pPr>
+      <w:rPr>
+        <w:rFonts w:ascii="Symbol" w:hAnsi="Symbol" w:hint="default"/>
+      </w:rPr>
+    </w:lvl>
+    <w:lvl w:ilvl="3">
+      <w:start w:val="1"/>
+      <w:numFmt w:val="bullet"/>
+      <w:lvlText w:val=""/>
+      <w:lvlJc w:val="left"/>
+      <w:pPr>
+        <w:tabs>
+          <w:tab w:val="num" w:pos="2880"/>
+        </w:tabs>
+        <w:ind w:left="2880" w:hanging="360"/>
+      </w:pPr>
+      <w:rPr>
+        <w:rFonts w:ascii="Symbol" w:hAnsi="Symbol" w:hint="default"/>
+      </w:rPr>
+    </w:lvl>
+    <w:lvl w:ilvl="4">
+      <w:start w:val="1"/>
+      <w:numFmt w:val="bullet"/>
+      <w:lvlText w:val=""/>
+      <w:lvlJc w:val="left"/>
+      <w:pPr>
+        <w:tabs>
+          <w:tab w:val="num" w:pos="3600"/>
+        </w:tabs>
+        <w:ind w:left="3600" w:hanging="360"/>
+      </w:pPr>
+      <w:rPr>
+        <w:rFonts w:ascii="Symbol" w:hAnsi="Symbol" w:hint="default"/>
+      </w:rPr>
+    </w:lvl>
+    <w:lvl w:ilvl="5">
+      <w:start w:val="1"/>
+      <w:numFmt w:val="bullet"/>
+      <w:lvlText w:val=""/>
+      <w:lvlJc w:val="left"/>
+      <w:pPr>
+        <w:tabs>
+          <w:tab w:val="num" w:pos="4320"/>
+        </w:tabs>
+        <w:ind w:left="4320" w:hanging="360"/>
+      </w:pPr>
+      <w:rPr>
+        <w:rFonts w:ascii="Symbol" w:hAnsi="Symbol" w:hint="default"/>
+      </w:rPr>
+    </w:lvl>
+    <w:lvl w:ilvl="6">
+      <w:start w:val="1"/>
+      <w:numFmt w:val="bullet"/>
+      <w:lvlText w:val=""/>
+      <w:lvlJc w:val="left"/>
+      <w:pPr>
+        <w:tabs>
+          <w:tab w:val="num" w:pos="5040"/>
+        </w:tabs>
+        <w:ind w:left="5040" w:hanging="360"/>
+      </w:pPr>
+      <w:rPr>
+        <w:rFonts w:ascii="Symbol" w:hAnsi="Symbol" w:hint="default"/>
+      </w:rPr>
+    </w:lvl>
+    <w:lvl w:ilvl="7">
+      <w:start w:val="1"/>
+      <w:numFmt w:val="bullet"/>
+      <w:lvlText w:val=""/>
+      <w:lvlJc w:val="left"/>
+      <w:pPr>
+        <w:tabs>
+          <w:tab w:val="num" w:pos="5760"/>
+        </w:tabs>
+        <w:ind w:left="5760" w:hanging="360"/>
+      </w:pPr>
+      <w:rPr>
+        <w:rFonts w:ascii="Symbol" w:hAnsi="Symbol" w:hint="default"/>
+      </w:rPr>
+    </w:lvl>
+  </w:abstractNum>
+  <w:abstractNum w:abstractNumId="6">
     <w:lvl w:ilvl="0">
       <w:start w:val="1"/>
       <w:numFmt w:val="bullet"/>
@@ -1882,6 +2108,9 @@
   </w:num>
   <w:num w:numId="5">
     <w:abstractNumId w:val="5"/>
+  </w:num>
+  <w:num w:numId="6">
+    <w:abstractNumId w:val="6"/>
   </w:num>
 </w:numbering>
 </file>

--- a/assets/najih-driss-cv-np-fr-short.docx
+++ b/assets/najih-driss-cv-np-fr-short.docx
@@ -331,6 +331,52 @@
     </w:p>
     <w:p>
       <w:pPr>
+        <w:spacing w:lineRule="auto"/>
+      </w:pPr>
+      <w:r>
+        <w:rPr>
+          <w:b/>
+          <w:sz w:val="18"/>
+        </w:rPr>
+        <w:t xml:space="preserve">Environnement Technique:</w:t>
+      </w:r>
+      <w:r>
+        <w:rPr>
+          <w:rFonts w:ascii="Consolas" w:hAnsi="Consolas"/>
+          <w:color w:val="444444"/>
+          <w:sz w:val="18"/>
+        </w:rPr>
+        <w:t xml:space="preserve"> TypeScript, Python, Angular, Node.js, Git, GitHub, GitHub Actions</w:t>
+      </w:r>
+    </w:p>
+    <w:p>
+      <w:pPr>
+        <w:spacing w:lineRule="auto"/>
+      </w:pPr>
+      <w:r>
+        <w:rPr>
+          <w:b/>
+          <w:color w:val="000000"/>
+          <w:sz w:val="21"/>
+        </w:rPr>
+        <w:t xml:space="preserve">Développeur Full Stack Senior (Angular / Java) — AMUNDI ITS</w:t>
+      </w:r>
+      <w:r>
+        <w:rPr>
+          <w:sz w:val="21"/>
+        </w:rPr>
+        <w:br w:type="textWrapping"/>
+      </w:r>
+      <w:r>
+        <w:rPr>
+          <w:color w:val="555555"/>
+          <w:sz w:val="18"/>
+        </w:rPr>
+        <w:t xml:space="preserve">Septembre 2023 – Octobre 2026 (3 ans 2 mois)</w:t>
+      </w:r>
+    </w:p>
+    <w:p>
+      <w:pPr>
         <w:numPr>
           <w:ilvl w:val="0"/>
           <w:numId w:val="1"/>
@@ -339,23 +385,17 @@
       </w:pPr>
       <w:r>
         <w:rPr/>
-        <w:t xml:space="preserve">Développement full stack d'</w:t>
-      </w:r>
-      <w:r>
-        <w:rPr>
-          <w:b/>
-        </w:rPr>
-        <w:t xml:space="preserve">applications intégrant l'IA</w:t>
-      </w:r>
-      <w:r>
-        <w:rPr/>
-        <w:t xml:space="preserve">, côté </w:t>
-      </w:r>
-      <w:r>
-        <w:rPr>
-          <w:b/>
-        </w:rPr>
-        <w:t xml:space="preserve">back end et front end</w:t>
+        <w:t xml:space="preserve">Maintenu et fait évoluer le </w:t>
+      </w:r>
+      <w:r>
+        <w:rPr>
+          <w:b/>
+        </w:rPr>
+        <w:t xml:space="preserve">framework Angular Maestro</w:t>
+      </w:r>
+      <w:r>
+        <w:rPr/>
+        <w:t xml:space="preserve"> utilisé par plusieurs applications internes et clientes</w:t>
       </w:r>
     </w:p>
     <w:p>
@@ -368,13 +408,152 @@
       </w:pPr>
       <w:r>
         <w:rPr/>
-        <w:t xml:space="preserve">Services et interfaces développés principalement en </w:t>
-      </w:r>
-      <w:r>
-        <w:rPr>
-          <w:b/>
-        </w:rPr>
-        <w:t xml:space="preserve">TypeScript</w:t>
+        <w:t xml:space="preserve">Participé activement aux </w:t>
+      </w:r>
+      <w:r>
+        <w:rPr>
+          <w:b/>
+        </w:rPr>
+        <w:t xml:space="preserve">migrations de versions majeures d'Angular (15 → 18 → 20)</w:t>
+      </w:r>
+      <w:r>
+        <w:rPr/>
+        <w:t xml:space="preserve">, incluant la mise à niveau des composants, des dépendances et l'adoption des nouveautés du framework (Signals, Standalone Components, etc.)</w:t>
+      </w:r>
+    </w:p>
+    <w:p>
+      <w:pPr>
+        <w:numPr>
+          <w:ilvl w:val="0"/>
+          <w:numId w:val="1"/>
+        </w:numPr>
+        <w:spacing w:lineRule="auto"/>
+      </w:pPr>
+      <w:r>
+        <w:rPr/>
+        <w:t xml:space="preserve">Développé le </w:t>
+      </w:r>
+      <w:r>
+        <w:rPr>
+          <w:b/>
+        </w:rPr>
+        <w:t xml:space="preserve">Web Designer de zéro</w:t>
+      </w:r>
+      <w:r>
+        <w:rPr/>
+        <w:t xml:space="preserve"> avec un </w:t>
+      </w:r>
+      <w:r>
+        <w:rPr>
+          <w:b/>
+        </w:rPr>
+        <w:t xml:space="preserve">agent IA</w:t>
+      </w:r>
+      <w:r>
+        <w:rPr/>
+        <w:t xml:space="preserve"> de </w:t>
+      </w:r>
+      <w:r>
+        <w:rPr>
+          <w:b/>
+        </w:rPr>
+        <w:t xml:space="preserve">génération d'applications web en langage naturel</w:t>
+      </w:r>
+      <w:r>
+        <w:rPr/>
+        <w:t xml:space="preserve"> — l'utilisateur décrit un écran, l'outil produit vues, composants et bindings JSON</w:t>
+      </w:r>
+    </w:p>
+    <w:p>
+      <w:pPr>
+        <w:numPr>
+          <w:ilvl w:val="0"/>
+          <w:numId w:val="1"/>
+        </w:numPr>
+        <w:spacing w:lineRule="auto"/>
+      </w:pPr>
+      <w:r>
+        <w:rPr/>
+        <w:t xml:space="preserve">Développe la </w:t>
+      </w:r>
+      <w:r>
+        <w:rPr>
+          <w:b/>
+        </w:rPr>
+        <w:t xml:space="preserve">Vibe Toolbox</w:t>
+      </w:r>
+      <w:r>
+        <w:rPr/>
+        <w:t xml:space="preserve">, une application de bureau interne </w:t>
+      </w:r>
+      <w:r>
+        <w:rPr>
+          <w:b/>
+        </w:rPr>
+        <w:t xml:space="preserve">Electron + Angular</w:t>
+      </w:r>
+      <w:r>
+        <w:rPr/>
+        <w:t xml:space="preserve"> qui </w:t>
+      </w:r>
+      <w:r>
+        <w:rPr>
+          <w:b/>
+        </w:rPr>
+        <w:t xml:space="preserve">déploie des environnements de développement prêts pour l'IA</w:t>
+      </w:r>
+      <w:r>
+        <w:rPr/>
+        <w:t xml:space="preserve"> (skills d'agents, serveurs MCP) et ramène le temps de prise en main de plusieurs jours à quelques minutes</w:t>
+      </w:r>
+    </w:p>
+    <w:p>
+      <w:pPr>
+        <w:numPr>
+          <w:ilvl w:val="0"/>
+          <w:numId w:val="1"/>
+        </w:numPr>
+        <w:spacing w:lineRule="auto"/>
+      </w:pPr>
+      <w:r>
+        <w:rPr/>
+        <w:t xml:space="preserve">Conçu </w:t>
+      </w:r>
+      <w:r>
+        <w:rPr>
+          <w:b/>
+        </w:rPr>
+        <w:t xml:space="preserve">xHarness</w:t>
+      </w:r>
+      <w:r>
+        <w:rPr/>
+        <w:t xml:space="preserve">, une plateforme de benchmark qui compare des </w:t>
+      </w:r>
+      <w:r>
+        <w:rPr>
+          <w:b/>
+        </w:rPr>
+        <w:t xml:space="preserve">agents de code</w:t>
+      </w:r>
+      <w:r>
+        <w:rPr/>
+        <w:t xml:space="preserve"> (Claude Code, Codex, OpenCode) selon différents niveaux de modèles (Opus, Sonnet, GPT Sol, GPT Terra) sur le framework public </w:t>
+      </w:r>
+      <w:r>
+        <w:rPr>
+          <w:b/>
+        </w:rPr>
+        <w:t xml:space="preserve">SWE-bench</w:t>
+      </w:r>
+      <w:r>
+        <w:rPr/>
+        <w:t xml:space="preserve"> : exécutions parallèles orchestrées sous </w:t>
+      </w:r>
+      <w:r>
+        <w:rPr>
+          <w:b/>
+        </w:rPr>
+        <w:t xml:space="preserve">Docker</w:t>
       </w:r>
       <w:r>
         <w:rPr/>
@@ -384,7 +563,60 @@
         <w:rPr>
           <w:b/>
         </w:rPr>
-        <w:t xml:space="preserve">Python</w:t>
+        <w:t xml:space="preserve">tableau de bord</w:t>
+      </w:r>
+      <w:r>
+        <w:rPr/>
+        <w:t xml:space="preserve"> de suivi des coûts et de la consommation</w:t>
+      </w:r>
+    </w:p>
+    <w:p>
+      <w:pPr>
+        <w:numPr>
+          <w:ilvl w:val="0"/>
+          <w:numId w:val="1"/>
+        </w:numPr>
+        <w:spacing w:lineRule="auto"/>
+      </w:pPr>
+      <w:r>
+        <w:rPr/>
+        <w:t xml:space="preserve">Conçu </w:t>
+      </w:r>
+      <w:r>
+        <w:rPr>
+          <w:b/>
+        </w:rPr>
+        <w:t xml:space="preserve">xShifu</w:t>
+      </w:r>
+      <w:r>
+        <w:rPr/>
+        <w:t xml:space="preserve">, un </w:t>
+      </w:r>
+      <w:r>
+        <w:rPr>
+          <w:b/>
+        </w:rPr>
+        <w:t xml:space="preserve">outil d'analyse des sessions</w:t>
+      </w:r>
+      <w:r>
+        <w:rPr/>
+        <w:t xml:space="preserve"> locales </w:t>
+      </w:r>
+      <w:r>
+        <w:rPr>
+          <w:b/>
+        </w:rPr>
+        <w:t xml:space="preserve">Claude Code et Codex</w:t>
+      </w:r>
+      <w:r>
+        <w:rPr/>
+        <w:t xml:space="preserve"> : il met en lumière les usages des développeurs, identifie les mauvaises pratiques et propose des </w:t>
+      </w:r>
+      <w:r>
+        <w:rPr>
+          <w:b/>
+        </w:rPr>
+        <w:t xml:space="preserve">recommandations concrètes pour réduire la consommation de tokens</w:t>
       </w:r>
     </w:p>
     <w:p>
@@ -404,7 +636,7 @@
           <w:color w:val="444444"/>
           <w:sz w:val="18"/>
         </w:rPr>
-        <w:t xml:space="preserve"> TypeScript, Python, Angular, Node.js, Git, GitHub, GitHub Actions</w:t>
+        <w:t xml:space="preserve"> Angular, TypeScript, Electron, Node.js, Java 8/11/21, Spring Boot, Quarkus, Keycloak, Oracle DB, MongoDB, SQLite, Karma, Jest, Cypress, Playwright, JaCoCo, Webpack, PowerShell, Jenkins, GitLab CI, Claude, Codex, Agile Scrum</w:t>
       </w:r>
     </w:p>
     <w:p>
@@ -417,7 +649,7 @@
           <w:color w:val="000000"/>
           <w:sz w:val="21"/>
         </w:rPr>
-        <w:t xml:space="preserve">Développeur Full Stack Senior (Angular / Java) — AMUNDI ITS</w:t>
+        <w:t xml:space="preserve">Consultant Full Stack (Java / React) — ZSOFT CONSULTING</w:t>
       </w:r>
       <w:r>
         <w:rPr>
@@ -430,7 +662,19 @@
           <w:color w:val="555555"/>
           <w:sz w:val="18"/>
         </w:rPr>
-        <w:t xml:space="preserve">Septembre 2023 – Octobre 2026 (3 ans 2 mois)</w:t>
+        <w:t xml:space="preserve">Octobre 2022 – Septembre 2023 (1 an)</w:t>
+      </w:r>
+    </w:p>
+    <w:p>
+      <w:pPr>
+        <w:spacing w:lineRule="auto"/>
+      </w:pPr>
+      <w:r>
+        <w:rPr>
+          <w:b/>
+          <w:sz w:val="20"/>
+        </w:rPr>
+        <w:t xml:space="preserve">Client : Société Générale — Projet : KYC</w:t>
       </w:r>
     </w:p>
     <w:p>
@@ -443,238 +687,27 @@
       </w:pPr>
       <w:r>
         <w:rPr/>
-        <w:t xml:space="preserve">Maintenu et fait évoluer le </w:t>
-      </w:r>
-      <w:r>
-        <w:rPr>
-          <w:b/>
-        </w:rPr>
-        <w:t xml:space="preserve">framework Angular Maestro</w:t>
-      </w:r>
-      <w:r>
-        <w:rPr/>
-        <w:t xml:space="preserve"> utilisé par plusieurs applications internes et clientes</w:t>
-      </w:r>
-    </w:p>
-    <w:p>
-      <w:pPr>
-        <w:numPr>
-          <w:ilvl w:val="0"/>
-          <w:numId w:val="2"/>
-        </w:numPr>
-        <w:spacing w:lineRule="auto"/>
-      </w:pPr>
-      <w:r>
-        <w:rPr/>
-        <w:t xml:space="preserve">Participé activement aux </w:t>
-      </w:r>
-      <w:r>
-        <w:rPr>
-          <w:b/>
-        </w:rPr>
-        <w:t xml:space="preserve">migrations de versions majeures d'Angular (15 → 18 → 20)</w:t>
-      </w:r>
-      <w:r>
-        <w:rPr/>
-        <w:t xml:space="preserve">, incluant la mise à niveau des composants, des dépendances et l'adoption des nouveautés du framework (Signals, Standalone Components, etc.)</w:t>
-      </w:r>
-    </w:p>
-    <w:p>
-      <w:pPr>
-        <w:numPr>
-          <w:ilvl w:val="0"/>
-          <w:numId w:val="2"/>
-        </w:numPr>
-        <w:spacing w:lineRule="auto"/>
-      </w:pPr>
-      <w:r>
-        <w:rPr/>
-        <w:t xml:space="preserve">Développé le </w:t>
-      </w:r>
-      <w:r>
-        <w:rPr>
-          <w:b/>
-        </w:rPr>
-        <w:t xml:space="preserve">Web Designer de zéro</w:t>
-      </w:r>
-      <w:r>
-        <w:rPr/>
-        <w:t xml:space="preserve"> avec un </w:t>
-      </w:r>
-      <w:r>
-        <w:rPr>
-          <w:b/>
-        </w:rPr>
-        <w:t xml:space="preserve">agent IA</w:t>
-      </w:r>
-      <w:r>
-        <w:rPr/>
-        <w:t xml:space="preserve"> de </w:t>
-      </w:r>
-      <w:r>
-        <w:rPr>
-          <w:b/>
-        </w:rPr>
-        <w:t xml:space="preserve">génération d'applications web en langage naturel</w:t>
-      </w:r>
-      <w:r>
-        <w:rPr/>
-        <w:t xml:space="preserve"> — l'utilisateur décrit un écran, l'outil produit vues, composants et bindings JSON</w:t>
-      </w:r>
-    </w:p>
-    <w:p>
-      <w:pPr>
-        <w:numPr>
-          <w:ilvl w:val="0"/>
-          <w:numId w:val="2"/>
-        </w:numPr>
-        <w:spacing w:lineRule="auto"/>
-      </w:pPr>
-      <w:r>
-        <w:rPr/>
-        <w:t xml:space="preserve">Développe la </w:t>
-      </w:r>
-      <w:r>
-        <w:rPr>
-          <w:b/>
-        </w:rPr>
-        <w:t xml:space="preserve">Vibe Toolbox</w:t>
-      </w:r>
-      <w:r>
-        <w:rPr/>
-        <w:t xml:space="preserve">, une application de bureau interne </w:t>
-      </w:r>
-      <w:r>
-        <w:rPr>
-          <w:b/>
-        </w:rPr>
-        <w:t xml:space="preserve">Electron + Angular</w:t>
-      </w:r>
-      <w:r>
-        <w:rPr/>
-        <w:t xml:space="preserve"> qui </w:t>
-      </w:r>
-      <w:r>
-        <w:rPr>
-          <w:b/>
-        </w:rPr>
-        <w:t xml:space="preserve">déploie des environnements de développement prêts pour l'IA</w:t>
-      </w:r>
-      <w:r>
-        <w:rPr/>
-        <w:t xml:space="preserve"> (skills d'agents, serveurs MCP) et ramène le temps de prise en main de plusieurs jours à quelques minutes</w:t>
-      </w:r>
-    </w:p>
-    <w:p>
-      <w:pPr>
-        <w:numPr>
-          <w:ilvl w:val="0"/>
-          <w:numId w:val="2"/>
-        </w:numPr>
-        <w:spacing w:lineRule="auto"/>
-      </w:pPr>
-      <w:r>
-        <w:rPr/>
-        <w:t xml:space="preserve">Conçu </w:t>
-      </w:r>
-      <w:r>
-        <w:rPr>
-          <w:b/>
-        </w:rPr>
-        <w:t xml:space="preserve">xHarness</w:t>
-      </w:r>
-      <w:r>
-        <w:rPr/>
-        <w:t xml:space="preserve">, une plateforme de benchmark qui compare des </w:t>
-      </w:r>
-      <w:r>
-        <w:rPr>
-          <w:b/>
-        </w:rPr>
-        <w:t xml:space="preserve">agents de code</w:t>
-      </w:r>
-      <w:r>
-        <w:rPr/>
-        <w:t xml:space="preserve"> (Claude Code, Codex, OpenCode) selon différents niveaux de modèles (Opus, Sonnet, GPT Sol, GPT Terra) sur le framework public </w:t>
-      </w:r>
-      <w:r>
-        <w:rPr>
-          <w:b/>
-        </w:rPr>
-        <w:t xml:space="preserve">SWE-bench</w:t>
-      </w:r>
-      <w:r>
-        <w:rPr/>
-        <w:t xml:space="preserve"> : exécutions parallèles orchestrées sous </w:t>
-      </w:r>
-      <w:r>
-        <w:rPr>
-          <w:b/>
-        </w:rPr>
-        <w:t xml:space="preserve">Docker</w:t>
-      </w:r>
-      <w:r>
-        <w:rPr/>
-        <w:t xml:space="preserve"> et </w:t>
-      </w:r>
-      <w:r>
-        <w:rPr>
-          <w:b/>
-        </w:rPr>
-        <w:t xml:space="preserve">tableau de bord</w:t>
-      </w:r>
-      <w:r>
-        <w:rPr/>
-        <w:t xml:space="preserve"> de suivi des coûts et de la consommation</w:t>
-      </w:r>
-    </w:p>
-    <w:p>
-      <w:pPr>
-        <w:numPr>
-          <w:ilvl w:val="0"/>
-          <w:numId w:val="2"/>
-        </w:numPr>
-        <w:spacing w:lineRule="auto"/>
-      </w:pPr>
-      <w:r>
-        <w:rPr/>
-        <w:t xml:space="preserve">Conçu </w:t>
-      </w:r>
-      <w:r>
-        <w:rPr>
-          <w:b/>
-        </w:rPr>
-        <w:t xml:space="preserve">xShifu</w:t>
-      </w:r>
-      <w:r>
-        <w:rPr/>
-        <w:t xml:space="preserve">, un </w:t>
-      </w:r>
-      <w:r>
-        <w:rPr>
-          <w:b/>
-        </w:rPr>
-        <w:t xml:space="preserve">outil d'analyse des sessions</w:t>
-      </w:r>
-      <w:r>
-        <w:rPr/>
-        <w:t xml:space="preserve"> locales </w:t>
-      </w:r>
-      <w:r>
-        <w:rPr>
-          <w:b/>
-        </w:rPr>
-        <w:t xml:space="preserve">Claude Code et Codex</w:t>
-      </w:r>
-      <w:r>
-        <w:rPr/>
-        <w:t xml:space="preserve"> : il met en lumière les usages des développeurs, identifie les mauvaises pratiques et propose des </w:t>
-      </w:r>
-      <w:r>
-        <w:rPr>
-          <w:b/>
-        </w:rPr>
-        <w:t xml:space="preserve">recommandations concrètes pour réduire la consommation de tokens</w:t>
+        <w:t xml:space="preserve">Piloté une </w:t>
+      </w:r>
+      <w:r>
+        <w:rPr>
+          <w:b/>
+        </w:rPr>
+        <w:t xml:space="preserve">mission full-backend d'extraction d'un microservice autonome et réutilisable</w:t>
+      </w:r>
+      <w:r>
+        <w:rPr/>
+        <w:t xml:space="preserve"> depuis un système </w:t>
+      </w:r>
+      <w:r>
+        <w:rPr>
+          <w:b/>
+        </w:rPr>
+        <w:t xml:space="preserve">KYC</w:t>
+      </w:r>
+      <w:r>
+        <w:rPr/>
+        <w:t xml:space="preserve"> legacy</w:t>
       </w:r>
     </w:p>
     <w:p>
@@ -694,45 +727,19 @@
           <w:color w:val="444444"/>
           <w:sz w:val="18"/>
         </w:rPr>
-        <w:t xml:space="preserve"> Angular, TypeScript, Electron, Node.js, Java 8/11/21, Spring Boot, Quarkus, Keycloak, Oracle DB, MongoDB, SQLite, Karma, Jest, Cypress, Playwright, JaCoCo, Webpack, PowerShell, Jenkins, GitLab CI, Claude, Codex, Agile Scrum</w:t>
-      </w:r>
-    </w:p>
-    <w:p>
-      <w:pPr>
-        <w:spacing w:lineRule="auto"/>
-      </w:pPr>
-      <w:r>
-        <w:rPr>
-          <w:b/>
-          <w:color w:val="000000"/>
-          <w:sz w:val="21"/>
-        </w:rPr>
-        <w:t xml:space="preserve">Consultant Full Stack (Java / React) — ZSOFT CONSULTING</w:t>
-      </w:r>
-      <w:r>
-        <w:rPr>
-          <w:sz w:val="21"/>
-        </w:rPr>
-        <w:br w:type="textWrapping"/>
-      </w:r>
-      <w:r>
-        <w:rPr>
-          <w:color w:val="555555"/>
-          <w:sz w:val="18"/>
-        </w:rPr>
-        <w:t xml:space="preserve">Octobre 2022 – Septembre 2023 (1 an)</w:t>
-      </w:r>
-    </w:p>
-    <w:p>
-      <w:pPr>
-        <w:spacing w:lineRule="auto"/>
-      </w:pPr>
-      <w:r>
-        <w:rPr>
-          <w:b/>
-          <w:sz w:val="20"/>
-        </w:rPr>
-        <w:t xml:space="preserve">Client : Société Générale — Projet : KYC</w:t>
+        <w:t xml:space="preserve"> Java 17, Spring Boot, Spring Security, OAuth2, Quartz, RabbitMQ, PostgreSQL, Flyway, JaCoCo, Docker, Kubernetes, Jenkins</w:t>
+      </w:r>
+    </w:p>
+    <w:p>
+      <w:pPr>
+        <w:spacing w:lineRule="auto"/>
+      </w:pPr>
+      <w:r>
+        <w:rPr>
+          <w:b/>
+          <w:sz w:val="20"/>
+        </w:rPr>
+        <w:t xml:space="preserve">Client : Colas — Projet : CRM</w:t>
       </w:r>
     </w:p>
     <w:p>
@@ -745,27 +752,23 @@
       </w:pPr>
       <w:r>
         <w:rPr/>
-        <w:t xml:space="preserve">Piloté une </w:t>
-      </w:r>
-      <w:r>
-        <w:rPr>
-          <w:b/>
-        </w:rPr>
-        <w:t xml:space="preserve">mission full-backend d'extraction d'un microservice autonome et réutilisable</w:t>
-      </w:r>
-      <w:r>
-        <w:rPr/>
-        <w:t xml:space="preserve"> depuis un système </w:t>
-      </w:r>
-      <w:r>
-        <w:rPr>
-          <w:b/>
-        </w:rPr>
-        <w:t xml:space="preserve">KYC</w:t>
-      </w:r>
-      <w:r>
-        <w:rPr/>
-        <w:t xml:space="preserve"> legacy</w:t>
+        <w:t xml:space="preserve">Déployé l'application sur </w:t>
+      </w:r>
+      <w:r>
+        <w:rPr>
+          <w:b/>
+        </w:rPr>
+        <w:t xml:space="preserve">Azure</w:t>
+      </w:r>
+      <w:r>
+        <w:rPr/>
+        <w:t xml:space="preserve"> (App Services, Front Door, CDN, Blob Storage, PostgreSQL) avec des </w:t>
+      </w:r>
+      <w:r>
+        <w:rPr>
+          <w:b/>
+        </w:rPr>
+        <w:t xml:space="preserve">pipelines CI/CD</w:t>
       </w:r>
     </w:p>
     <w:p>
@@ -785,19 +788,19 @@
           <w:color w:val="444444"/>
           <w:sz w:val="18"/>
         </w:rPr>
-        <w:t xml:space="preserve"> Java 17, Spring Boot, Spring Security, OAuth2, Quartz, RabbitMQ, PostgreSQL, Flyway, JaCoCo, Docker, Kubernetes, Jenkins</w:t>
-      </w:r>
-    </w:p>
-    <w:p>
-      <w:pPr>
-        <w:spacing w:lineRule="auto"/>
-      </w:pPr>
-      <w:r>
-        <w:rPr>
-          <w:b/>
-          <w:sz w:val="20"/>
-        </w:rPr>
-        <w:t xml:space="preserve">Client : Colas — Projet : CRM</w:t>
+        <w:t xml:space="preserve"> React, TypeScript, Ant Design, Java 11, Spring Boot, Spring Security, Spring Batch, Azure (AD, App Services, CDN, Front Door, Blob Storage, PostgreSQL), GitLab CI/CD</w:t>
+      </w:r>
+    </w:p>
+    <w:p>
+      <w:pPr>
+        <w:spacing w:lineRule="auto"/>
+      </w:pPr>
+      <w:r>
+        <w:rPr>
+          <w:b/>
+          <w:sz w:val="20"/>
+        </w:rPr>
+        <w:t xml:space="preserve">Client : gloody.co — Projet : SaaS RH &amp; Gestion d'Entreprise</w:t>
       </w:r>
     </w:p>
     <w:p>
@@ -810,23 +813,66 @@
       </w:pPr>
       <w:r>
         <w:rPr/>
-        <w:t xml:space="preserve">Déployé l'application sur </w:t>
-      </w:r>
-      <w:r>
-        <w:rPr>
-          <w:b/>
-        </w:rPr>
-        <w:t xml:space="preserve">Azure</w:t>
-      </w:r>
-      <w:r>
-        <w:rPr/>
-        <w:t xml:space="preserve"> (App Services, Front Door, CDN, Blob Storage, PostgreSQL) avec des </w:t>
-      </w:r>
-      <w:r>
-        <w:rPr>
-          <w:b/>
-        </w:rPr>
-        <w:t xml:space="preserve">pipelines CI/CD</w:t>
+        <w:t xml:space="preserve">Livré des </w:t>
+      </w:r>
+      <w:r>
+        <w:rPr>
+          <w:b/>
+        </w:rPr>
+        <w:t xml:space="preserve">fonctionnalités full-stack</w:t>
+      </w:r>
+      <w:r>
+        <w:rPr/>
+        <w:t xml:space="preserve"> sur l'ensemble de la suite — absences et congés, facturation, notes de frais et réservation de salles — avec des front-ends </w:t>
+      </w:r>
+      <w:r>
+        <w:rPr>
+          <w:b/>
+        </w:rPr>
+        <w:t xml:space="preserve">React / Ant Design</w:t>
+      </w:r>
+      <w:r>
+        <w:rPr/>
+        <w:t xml:space="preserve"> sur des APIs REST </w:t>
+      </w:r>
+      <w:r>
+        <w:rPr>
+          <w:b/>
+        </w:rPr>
+        <w:t xml:space="preserve">Java / Spring Boot</w:t>
+      </w:r>
+    </w:p>
+    <w:p>
+      <w:pPr>
+        <w:numPr>
+          <w:ilvl w:val="0"/>
+          <w:numId w:val="4"/>
+        </w:numPr>
+        <w:spacing w:lineRule="auto"/>
+      </w:pPr>
+      <w:r>
+        <w:rPr/>
+        <w:t xml:space="preserve">Piloté l'</w:t>
+      </w:r>
+      <w:r>
+        <w:rPr>
+          <w:b/>
+        </w:rPr>
+        <w:t xml:space="preserve">architecture front-end</w:t>
+      </w:r>
+      <w:r>
+        <w:rPr/>
+        <w:t xml:space="preserve">, en particulier un </w:t>
+      </w:r>
+      <w:r>
+        <w:rPr>
+          <w:b/>
+        </w:rPr>
+        <w:t xml:space="preserve">calendrier haute performance</w:t>
+      </w:r>
+      <w:r>
+        <w:rPr/>
+        <w:t xml:space="preserve"> affichant des données de planning denses (absences, congés, réservations de salles) avec une navigation fluide</w:t>
       </w:r>
     </w:p>
     <w:p>
@@ -846,19 +892,45 @@
           <w:color w:val="444444"/>
           <w:sz w:val="18"/>
         </w:rPr>
-        <w:t xml:space="preserve"> React, TypeScript, Ant Design, Java 11, Spring Boot, Spring Security, Spring Batch, Azure (AD, App Services, CDN, Front Door, Blob Storage, PostgreSQL), GitLab CI/CD</w:t>
-      </w:r>
-    </w:p>
-    <w:p>
-      <w:pPr>
-        <w:spacing w:lineRule="auto"/>
-      </w:pPr>
-      <w:r>
-        <w:rPr>
-          <w:b/>
-          <w:sz w:val="20"/>
-        </w:rPr>
-        <w:t xml:space="preserve">Client : gloody.co — Projet : SaaS RH &amp; Gestion d'Entreprise</w:t>
+        <w:t xml:space="preserve"> React, TypeScript, Ant Design, SCSS, Java, Spring Boot, REST APIs, AWS</w:t>
+      </w:r>
+    </w:p>
+    <w:p>
+      <w:pPr>
+        <w:spacing w:lineRule="auto"/>
+      </w:pPr>
+      <w:r>
+        <w:rPr>
+          <w:b/>
+          <w:color w:val="000000"/>
+          <w:sz w:val="21"/>
+        </w:rPr>
+        <w:t xml:space="preserve">Développeur Full Stack → Lead de Projet (Java / Angular) — SCOR</w:t>
+      </w:r>
+      <w:r>
+        <w:rPr>
+          <w:sz w:val="21"/>
+        </w:rPr>
+        <w:br w:type="textWrapping"/>
+      </w:r>
+      <w:r>
+        <w:rPr>
+          <w:color w:val="555555"/>
+          <w:sz w:val="18"/>
+        </w:rPr>
+        <w:t xml:space="preserve">Juin 2019 – Septembre 2022 (3 ans 4 mois)</w:t>
+      </w:r>
+    </w:p>
+    <w:p>
+      <w:pPr>
+        <w:spacing w:lineRule="auto"/>
+      </w:pPr>
+      <w:r>
+        <w:rPr>
+          <w:b/>
+          <w:sz w:val="20"/>
+        </w:rPr>
+        <w:t xml:space="preserve">Projet : RiskReveal</w:t>
       </w:r>
     </w:p>
     <w:p>
@@ -871,33 +943,17 @@
       </w:pPr>
       <w:r>
         <w:rPr/>
-        <w:t xml:space="preserve">Livré des </w:t>
-      </w:r>
-      <w:r>
-        <w:rPr>
-          <w:b/>
-        </w:rPr>
-        <w:t xml:space="preserve">fonctionnalités full-stack</w:t>
-      </w:r>
-      <w:r>
-        <w:rPr/>
-        <w:t xml:space="preserve"> sur l'ensemble de la suite — absences et congés, facturation, notes de frais et réservation de salles — avec des front-ends </w:t>
-      </w:r>
-      <w:r>
-        <w:rPr>
-          <w:b/>
-        </w:rPr>
-        <w:t xml:space="preserve">React / Ant Design</w:t>
-      </w:r>
-      <w:r>
-        <w:rPr/>
-        <w:t xml:space="preserve"> sur des APIs REST </w:t>
-      </w:r>
-      <w:r>
-        <w:rPr>
-          <w:b/>
-        </w:rPr>
-        <w:t xml:space="preserve">Java / Spring Boot</w:t>
+        <w:t xml:space="preserve">Évolué de développeur full-stack à </w:t>
+      </w:r>
+      <w:r>
+        <w:rPr>
+          <w:b/>
+        </w:rPr>
+        <w:t xml:space="preserve">lead technique / de projet</w:t>
+      </w:r>
+      <w:r>
+        <w:rPr/>
+        <w:t xml:space="preserve">, validant les livraisons backend (Spring) et pilotant l'implémentation au sein de l'équipe</w:t>
       </w:r>
     </w:p>
     <w:p>
@@ -910,187 +966,73 @@
       </w:pPr>
       <w:r>
         <w:rPr/>
-        <w:t xml:space="preserve">Piloté l'</w:t>
-      </w:r>
-      <w:r>
-        <w:rPr>
-          <w:b/>
-        </w:rPr>
-        <w:t xml:space="preserve">architecture front-end</w:t>
-      </w:r>
-      <w:r>
-        <w:rPr/>
-        <w:t xml:space="preserve">, en particulier un </w:t>
-      </w:r>
-      <w:r>
-        <w:rPr>
-          <w:b/>
-        </w:rPr>
-        <w:t xml:space="preserve">calendrier haute performance</w:t>
-      </w:r>
-      <w:r>
-        <w:rPr/>
-        <w:t xml:space="preserve"> affichant des données de planning denses (absences, congés, réservations de salles) avec une navigation fluide</w:t>
-      </w:r>
-    </w:p>
-    <w:p>
-      <w:pPr>
-        <w:spacing w:lineRule="auto"/>
-      </w:pPr>
-      <w:r>
-        <w:rPr>
-          <w:b/>
-          <w:sz w:val="18"/>
-        </w:rPr>
-        <w:t xml:space="preserve">Environnement Technique:</w:t>
-      </w:r>
-      <w:r>
-        <w:rPr>
-          <w:rFonts w:ascii="Consolas" w:hAnsi="Consolas"/>
-          <w:color w:val="444444"/>
-          <w:sz w:val="18"/>
-        </w:rPr>
-        <w:t xml:space="preserve"> React, TypeScript, Ant Design, SCSS, Java, Spring Boot, REST APIs, AWS</w:t>
-      </w:r>
-    </w:p>
-    <w:p>
-      <w:pPr>
-        <w:spacing w:lineRule="auto"/>
-      </w:pPr>
-      <w:r>
-        <w:rPr>
-          <w:b/>
-          <w:color w:val="000000"/>
-          <w:sz w:val="21"/>
-        </w:rPr>
-        <w:t xml:space="preserve">Développeur Full Stack → Lead de Projet (Java / Angular) — SCOR</w:t>
-      </w:r>
-      <w:r>
-        <w:rPr>
-          <w:sz w:val="21"/>
-        </w:rPr>
-        <w:br w:type="textWrapping"/>
-      </w:r>
-      <w:r>
-        <w:rPr>
-          <w:color w:val="555555"/>
-          <w:sz w:val="18"/>
-        </w:rPr>
-        <w:t xml:space="preserve">Juin 2019 – Septembre 2022 (3 ans 4 mois)</w:t>
-      </w:r>
-    </w:p>
-    <w:p>
-      <w:pPr>
-        <w:spacing w:lineRule="auto"/>
-      </w:pPr>
-      <w:r>
-        <w:rPr>
-          <w:b/>
-          <w:sz w:val="20"/>
-        </w:rPr>
-        <w:t xml:space="preserve">Projet : RiskReveal</w:t>
+        <w:t xml:space="preserve">Construit l'</w:t>
+      </w:r>
+      <w:r>
+        <w:rPr>
+          <w:b/>
+        </w:rPr>
+        <w:t xml:space="preserve">UI de risque data-heavy</w:t>
+      </w:r>
+      <w:r>
+        <w:rPr/>
+        <w:t xml:space="preserve"> sur </w:t>
+      </w:r>
+      <w:r>
+        <w:rPr>
+          <w:b/>
+        </w:rPr>
+        <w:t xml:space="preserve">AG Grid</w:t>
+      </w:r>
+      <w:r>
+        <w:rPr/>
+        <w:t xml:space="preserve"> — grilles virtualisées, groupement et agrégation sur de gros volumes de sinistres </w:t>
+      </w:r>
+      <w:r>
+        <w:rPr>
+          <w:b/>
+        </w:rPr>
+        <w:t xml:space="preserve">PLT</w:t>
       </w:r>
     </w:p>
     <w:p>
       <w:pPr>
         <w:numPr>
           <w:ilvl w:val="0"/>
-          <w:numId w:val="6"/>
+          <w:numId w:val="5"/>
         </w:numPr>
         <w:spacing w:lineRule="auto"/>
       </w:pPr>
       <w:r>
         <w:rPr/>
-        <w:t xml:space="preserve">Évolué de développeur full-stack à </w:t>
-      </w:r>
-      <w:r>
-        <w:rPr>
-          <w:b/>
-        </w:rPr>
-        <w:t xml:space="preserve">lead technique / de projet</w:t>
-      </w:r>
-      <w:r>
-        <w:rPr/>
-        <w:t xml:space="preserve">, validant les livraisons backend (Spring) et pilotant l'implémentation au sein de l'équipe</w:t>
+        <w:t xml:space="preserve">Optimisé et fait évoluer le </w:t>
+      </w:r>
+      <w:r>
+        <w:rPr>
+          <w:b/>
+        </w:rPr>
+        <w:t xml:space="preserve">système d'orchestration batch</w:t>
+      </w:r>
+      <w:r>
+        <w:rPr/>
+        <w:t xml:space="preserve"> (Spring Batch) sur de gros volumes de données de risque, avec </w:t>
+      </w:r>
+      <w:r>
+        <w:rPr>
+          <w:b/>
+        </w:rPr>
+        <w:t xml:space="preserve">WebSockets</w:t>
+      </w:r>
+      <w:r>
+        <w:rPr/>
+        <w:t xml:space="preserve"> pour la progression temps réel</w:t>
       </w:r>
     </w:p>
     <w:p>
       <w:pPr>
         <w:numPr>
           <w:ilvl w:val="0"/>
-          <w:numId w:val="6"/>
-        </w:numPr>
-        <w:spacing w:lineRule="auto"/>
-      </w:pPr>
-      <w:r>
-        <w:rPr/>
-        <w:t xml:space="preserve">Construit l'</w:t>
-      </w:r>
-      <w:r>
-        <w:rPr>
-          <w:b/>
-        </w:rPr>
-        <w:t xml:space="preserve">UI de risque data-heavy</w:t>
-      </w:r>
-      <w:r>
-        <w:rPr/>
-        <w:t xml:space="preserve"> sur </w:t>
-      </w:r>
-      <w:r>
-        <w:rPr>
-          <w:b/>
-        </w:rPr>
-        <w:t xml:space="preserve">AG Grid</w:t>
-      </w:r>
-      <w:r>
-        <w:rPr/>
-        <w:t xml:space="preserve"> — grilles virtualisées, groupement et agrégation sur de gros volumes de sinistres </w:t>
-      </w:r>
-      <w:r>
-        <w:rPr>
-          <w:b/>
-        </w:rPr>
-        <w:t xml:space="preserve">PLT</w:t>
-      </w:r>
-    </w:p>
-    <w:p>
-      <w:pPr>
-        <w:numPr>
-          <w:ilvl w:val="0"/>
-          <w:numId w:val="6"/>
-        </w:numPr>
-        <w:spacing w:lineRule="auto"/>
-      </w:pPr>
-      <w:r>
-        <w:rPr/>
-        <w:t xml:space="preserve">Optimisé et fait évoluer le </w:t>
-      </w:r>
-      <w:r>
-        <w:rPr>
-          <w:b/>
-        </w:rPr>
-        <w:t xml:space="preserve">système d'orchestration batch</w:t>
-      </w:r>
-      <w:r>
-        <w:rPr/>
-        <w:t xml:space="preserve"> (Spring Batch) sur de gros volumes de données de risque, avec </w:t>
-      </w:r>
-      <w:r>
-        <w:rPr>
-          <w:b/>
-        </w:rPr>
-        <w:t xml:space="preserve">WebSockets</w:t>
-      </w:r>
-      <w:r>
-        <w:rPr/>
-        <w:t xml:space="preserve"> pour la progression temps réel</w:t>
-      </w:r>
-    </w:p>
-    <w:p>
-      <w:pPr>
-        <w:numPr>
-          <w:ilvl w:val="0"/>
-          <w:numId w:val="6"/>
+          <w:numId w:val="5"/>
         </w:numPr>
         <w:spacing w:lineRule="auto"/>
       </w:pPr>
@@ -1851,128 +1793,6 @@
     </w:lvl>
   </w:abstractNum>
   <w:abstractNum w:abstractNumId="5">
-    <w:lvl w:ilvl="0">
-      <w:start w:val="1"/>
-      <w:numFmt w:val="bullet"/>
-      <w:lvlText w:val=""/>
-      <w:lvlJc w:val="left"/>
-      <w:pPr>
-        <w:tabs>
-          <w:tab w:val="num" w:pos="720"/>
-        </w:tabs>
-        <w:ind w:left="720" w:hanging="360"/>
-      </w:pPr>
-      <w:rPr>
-        <w:rFonts w:ascii="Symbol" w:hAnsi="Symbol" w:hint="default"/>
-      </w:rPr>
-    </w:lvl>
-    <w:lvl w:ilvl="1">
-      <w:start w:val="1"/>
-      <w:numFmt w:val="bullet"/>
-      <w:lvlText w:val=""/>
-      <w:lvlJc w:val="left"/>
-      <w:pPr>
-        <w:tabs>
-          <w:tab w:val="num" w:pos="1440"/>
-        </w:tabs>
-        <w:ind w:left="1440" w:hanging="360"/>
-      </w:pPr>
-      <w:rPr>
-        <w:rFonts w:ascii="Symbol" w:hAnsi="Symbol" w:hint="default"/>
-      </w:rPr>
-    </w:lvl>
-    <w:lvl w:ilvl="2">
-      <w:start w:val="1"/>
-      <w:numFmt w:val="bullet"/>
-      <w:lvlText w:val=""/>
-      <w:lvlJc w:val="left"/>
-      <w:pPr>
-        <w:tabs>
-          <w:tab w:val="num" w:pos="2160"/>
-        </w:tabs>
-        <w:ind w:left="2160" w:hanging="360"/>
-      </w:pPr>
-      <w:rPr>
-        <w:rFonts w:ascii="Symbol" w:hAnsi="Symbol" w:hint="default"/>
-      </w:rPr>
-    </w:lvl>
-    <w:lvl w:ilvl="3">
-      <w:start w:val="1"/>
-      <w:numFmt w:val="bullet"/>
-      <w:lvlText w:val=""/>
-      <w:lvlJc w:val="left"/>
-      <w:pPr>
-        <w:tabs>
-          <w:tab w:val="num" w:pos="2880"/>
-        </w:tabs>
-        <w:ind w:left="2880" w:hanging="360"/>
-      </w:pPr>
-      <w:rPr>
-        <w:rFonts w:ascii="Symbol" w:hAnsi="Symbol" w:hint="default"/>
-      </w:rPr>
-    </w:lvl>
-    <w:lvl w:ilvl="4">
-      <w:start w:val="1"/>
-      <w:numFmt w:val="bullet"/>
-      <w:lvlText w:val=""/>
-      <w:lvlJc w:val="left"/>
-      <w:pPr>
-        <w:tabs>
-          <w:tab w:val="num" w:pos="3600"/>
-        </w:tabs>
-        <w:ind w:left="3600" w:hanging="360"/>
-      </w:pPr>
-      <w:rPr>
-        <w:rFonts w:ascii="Symbol" w:hAnsi="Symbol" w:hint="default"/>
-      </w:rPr>
-    </w:lvl>
-    <w:lvl w:ilvl="5">
-      <w:start w:val="1"/>
-      <w:numFmt w:val="bullet"/>
-      <w:lvlText w:val=""/>
-      <w:lvlJc w:val="left"/>
-      <w:pPr>
-        <w:tabs>
-          <w:tab w:val="num" w:pos="4320"/>
-        </w:tabs>
-        <w:ind w:left="4320" w:hanging="360"/>
-      </w:pPr>
-      <w:rPr>
-        <w:rFonts w:ascii="Symbol" w:hAnsi="Symbol" w:hint="default"/>
-      </w:rPr>
-    </w:lvl>
-    <w:lvl w:ilvl="6">
-      <w:start w:val="1"/>
-      <w:numFmt w:val="bullet"/>
-      <w:lvlText w:val=""/>
-      <w:lvlJc w:val="left"/>
-      <w:pPr>
-        <w:tabs>
-          <w:tab w:val="num" w:pos="5040"/>
-        </w:tabs>
-        <w:ind w:left="5040" w:hanging="360"/>
-      </w:pPr>
-      <w:rPr>
-        <w:rFonts w:ascii="Symbol" w:hAnsi="Symbol" w:hint="default"/>
-      </w:rPr>
-    </w:lvl>
-    <w:lvl w:ilvl="7">
-      <w:start w:val="1"/>
-      <w:numFmt w:val="bullet"/>
-      <w:lvlText w:val=""/>
-      <w:lvlJc w:val="left"/>
-      <w:pPr>
-        <w:tabs>
-          <w:tab w:val="num" w:pos="5760"/>
-        </w:tabs>
-        <w:ind w:left="5760" w:hanging="360"/>
-      </w:pPr>
-      <w:rPr>
-        <w:rFonts w:ascii="Symbol" w:hAnsi="Symbol" w:hint="default"/>
-      </w:rPr>
-    </w:lvl>
-  </w:abstractNum>
-  <w:abstractNum w:abstractNumId="6">
     <w:lvl w:ilvl="0">
       <w:start w:val="1"/>
       <w:numFmt w:val="bullet"/>
@@ -2108,9 +1928,6 @@
   </w:num>
   <w:num w:numId="5">
     <w:abstractNumId w:val="5"/>
-  </w:num>
-  <w:num w:numId="6">
-    <w:abstractNumId w:val="6"/>
   </w:num>
 </w:numbering>
 </file>
